--- a/src/src/main/webapp/portal/asset/arrived/reportTemplate/DetailReportTemplate.docx
+++ b/src/src/main/webapp/portal/asset/arrived/reportTemplate/DetailReportTemplate.docx
@@ -41,18 +41,16 @@
     </w:p>
     <w:p>
       <w:pPr>
-        <w:ind w:firstLineChars="3200" w:firstLine="5760"/>
+        <w:ind w:firstLineChars="3200" w:firstLine="7040"/>
         <w:rPr>
           <w:rFonts w:ascii="宋体" w:eastAsia="宋体" w:hAnsi="宋体" w:cs="宋体"/>
-          <w:sz w:val="18"/>
-          <w:szCs w:val="18"/>
+          <w:sz w:val="22"/>
         </w:rPr>
       </w:pPr>
       <w:r>
         <w:rPr>
           <w:rFonts w:ascii="宋体" w:eastAsia="宋体" w:hAnsi="宋体" w:cs="宋体" w:hint="eastAsia"/>
-          <w:sz w:val="18"/>
-          <w:szCs w:val="18"/>
+          <w:sz w:val="22"/>
         </w:rPr>
         <w:t>填表日期：</w:t>
       </w:r>
@@ -88,17 +86,15 @@
               <w:rPr>
                 <w:rFonts w:ascii="宋体" w:eastAsia="宋体" w:hAnsi="宋体" w:cs="宋体"/>
                 <w:bCs/>
-                <w:sz w:val="18"/>
-                <w:szCs w:val="18"/>
-              </w:rPr>
-            </w:pPr>
-            <w:r>
-              <w:rPr>
-                <w:rFonts w:ascii="宋体" w:eastAsia="宋体" w:hAnsi="宋体" w:cs="宋体" w:hint="eastAsia"/>
-                <w:bCs/>
-                <w:kern w:val="0"/>
-                <w:sz w:val="18"/>
-                <w:szCs w:val="18"/>
+                <w:sz w:val="22"/>
+              </w:rPr>
+            </w:pPr>
+            <w:r>
+              <w:rPr>
+                <w:rFonts w:ascii="宋体" w:eastAsia="宋体" w:hAnsi="宋体" w:cs="宋体" w:hint="eastAsia"/>
+                <w:bCs/>
+                <w:kern w:val="0"/>
+                <w:sz w:val="22"/>
               </w:rPr>
               <w:t>设备名称</w:t>
             </w:r>
@@ -113,36 +109,33 @@
           <w:p>
             <w:pPr>
               <w:rPr>
-                <w:sz w:val="20"/>
-                <w:szCs w:val="20"/>
-              </w:rPr>
-            </w:pPr>
-            <w:r>
-              <w:rPr>
-                <w:rFonts w:hint="eastAsia"/>
-                <w:kern w:val="0"/>
-                <w:sz w:val="20"/>
-                <w:szCs w:val="20"/>
+                <w:rFonts w:ascii="宋体" w:eastAsia="宋体" w:hAnsi="宋体"/>
+                <w:sz w:val="22"/>
+              </w:rPr>
+            </w:pPr>
+            <w:r>
+              <w:rPr>
+                <w:rFonts w:ascii="宋体" w:eastAsia="宋体" w:hAnsi="宋体" w:hint="eastAsia"/>
+                <w:kern w:val="0"/>
+                <w:sz w:val="22"/>
               </w:rPr>
               <w:t>{{</w:t>
             </w:r>
             <w:proofErr w:type="spellStart"/>
             <w:r>
               <w:rPr>
-                <w:rFonts w:hint="eastAsia"/>
-                <w:kern w:val="0"/>
-                <w:sz w:val="20"/>
-                <w:szCs w:val="20"/>
+                <w:rFonts w:ascii="宋体" w:eastAsia="宋体" w:hAnsi="宋体" w:hint="eastAsia"/>
+                <w:kern w:val="0"/>
+                <w:sz w:val="22"/>
               </w:rPr>
               <w:t>asset_name</w:t>
             </w:r>
             <w:proofErr w:type="spellEnd"/>
             <w:r>
               <w:rPr>
-                <w:rFonts w:hint="eastAsia"/>
-                <w:kern w:val="0"/>
-                <w:sz w:val="20"/>
-                <w:szCs w:val="20"/>
+                <w:rFonts w:ascii="宋体" w:eastAsia="宋体" w:hAnsi="宋体" w:hint="eastAsia"/>
+                <w:kern w:val="0"/>
+                <w:sz w:val="22"/>
               </w:rPr>
               <w:t>}}</w:t>
             </w:r>
@@ -158,17 +151,15 @@
               <w:rPr>
                 <w:rFonts w:ascii="宋体" w:eastAsia="宋体" w:hAnsi="宋体" w:cs="宋体"/>
                 <w:bCs/>
-                <w:sz w:val="18"/>
-                <w:szCs w:val="18"/>
-              </w:rPr>
-            </w:pPr>
-            <w:r>
-              <w:rPr>
-                <w:rFonts w:ascii="宋体" w:eastAsia="宋体" w:hAnsi="宋体" w:cs="宋体" w:hint="eastAsia"/>
-                <w:bCs/>
-                <w:kern w:val="0"/>
-                <w:sz w:val="18"/>
-                <w:szCs w:val="18"/>
+                <w:sz w:val="22"/>
+              </w:rPr>
+            </w:pPr>
+            <w:r>
+              <w:rPr>
+                <w:rFonts w:ascii="宋体" w:eastAsia="宋体" w:hAnsi="宋体" w:cs="宋体" w:hint="eastAsia"/>
+                <w:bCs/>
+                <w:kern w:val="0"/>
+                <w:sz w:val="22"/>
               </w:rPr>
               <w:t>资产编号</w:t>
             </w:r>
@@ -182,36 +173,33 @@
           <w:p>
             <w:pPr>
               <w:rPr>
-                <w:sz w:val="20"/>
-                <w:szCs w:val="20"/>
-              </w:rPr>
-            </w:pPr>
-            <w:r>
-              <w:rPr>
-                <w:rFonts w:hint="eastAsia"/>
-                <w:kern w:val="0"/>
-                <w:sz w:val="20"/>
-                <w:szCs w:val="20"/>
+                <w:rFonts w:ascii="宋体" w:eastAsia="宋体" w:hAnsi="宋体"/>
+                <w:sz w:val="22"/>
+              </w:rPr>
+            </w:pPr>
+            <w:r>
+              <w:rPr>
+                <w:rFonts w:ascii="宋体" w:eastAsia="宋体" w:hAnsi="宋体" w:hint="eastAsia"/>
+                <w:kern w:val="0"/>
+                <w:sz w:val="22"/>
               </w:rPr>
               <w:t>{{</w:t>
             </w:r>
             <w:proofErr w:type="spellStart"/>
             <w:r>
               <w:rPr>
-                <w:rFonts w:hint="eastAsia"/>
-                <w:kern w:val="0"/>
-                <w:sz w:val="20"/>
-                <w:szCs w:val="20"/>
+                <w:rFonts w:ascii="宋体" w:eastAsia="宋体" w:hAnsi="宋体" w:hint="eastAsia"/>
+                <w:kern w:val="0"/>
+                <w:sz w:val="22"/>
               </w:rPr>
               <w:t>financing_num</w:t>
             </w:r>
             <w:proofErr w:type="spellEnd"/>
             <w:r>
               <w:rPr>
-                <w:rFonts w:hint="eastAsia"/>
-                <w:kern w:val="0"/>
-                <w:sz w:val="20"/>
-                <w:szCs w:val="20"/>
+                <w:rFonts w:ascii="宋体" w:eastAsia="宋体" w:hAnsi="宋体" w:hint="eastAsia"/>
+                <w:kern w:val="0"/>
+                <w:sz w:val="22"/>
               </w:rPr>
               <w:t>}}</w:t>
             </w:r>
@@ -234,16 +222,14 @@
               <w:rPr>
                 <w:rFonts w:ascii="宋体" w:eastAsia="宋体" w:hAnsi="宋体" w:cs="宋体"/>
                 <w:bCs/>
-                <w:sz w:val="18"/>
-                <w:szCs w:val="18"/>
-              </w:rPr>
-            </w:pPr>
-            <w:r>
-              <w:rPr>
-                <w:rFonts w:ascii="宋体" w:eastAsia="宋体" w:hAnsi="宋体" w:cs="宋体" w:hint="eastAsia"/>
-                <w:bCs/>
-                <w:sz w:val="18"/>
-                <w:szCs w:val="18"/>
+                <w:sz w:val="22"/>
+              </w:rPr>
+            </w:pPr>
+            <w:r>
+              <w:rPr>
+                <w:rFonts w:ascii="宋体" w:eastAsia="宋体" w:hAnsi="宋体" w:cs="宋体" w:hint="eastAsia"/>
+                <w:bCs/>
+                <w:sz w:val="22"/>
               </w:rPr>
               <w:t>数量</w:t>
             </w:r>
@@ -258,49 +244,39 @@
           <w:p>
             <w:pPr>
               <w:rPr>
-                <w:sz w:val="20"/>
-                <w:szCs w:val="20"/>
-              </w:rPr>
-            </w:pPr>
-            <w:r>
-              <w:rPr>
-                <w:sz w:val="20"/>
-                <w:szCs w:val="20"/>
+                <w:rFonts w:ascii="宋体" w:eastAsia="宋体" w:hAnsi="宋体"/>
+                <w:sz w:val="22"/>
+              </w:rPr>
+            </w:pPr>
+            <w:r>
+              <w:rPr>
+                <w:rFonts w:ascii="宋体" w:eastAsia="宋体" w:hAnsi="宋体"/>
+                <w:sz w:val="22"/>
               </w:rPr>
               <w:t>{{</w:t>
             </w:r>
             <w:proofErr w:type="spellStart"/>
             <w:r>
               <w:rPr>
-                <w:rFonts w:hint="eastAsia"/>
-                <w:kern w:val="0"/>
-                <w:sz w:val="20"/>
-                <w:szCs w:val="20"/>
-              </w:rPr>
-              <w:t>contract</w:t>
-            </w:r>
-            <w:r>
-              <w:rPr>
-                <w:rFonts w:hint="eastAsia"/>
-                <w:kern w:val="0"/>
-                <w:sz w:val="20"/>
-                <w:szCs w:val="20"/>
-              </w:rPr>
-              <w:t>_</w:t>
-            </w:r>
-            <w:r>
-              <w:rPr>
-                <w:kern w:val="0"/>
-                <w:sz w:val="20"/>
-                <w:szCs w:val="20"/>
+                <w:rFonts w:ascii="宋体" w:eastAsia="宋体" w:hAnsi="宋体" w:hint="eastAsia"/>
+                <w:kern w:val="0"/>
+                <w:sz w:val="22"/>
+              </w:rPr>
+              <w:t>contract_</w:t>
+            </w:r>
+            <w:r>
+              <w:rPr>
+                <w:rFonts w:ascii="宋体" w:eastAsia="宋体" w:hAnsi="宋体"/>
+                <w:kern w:val="0"/>
+                <w:sz w:val="22"/>
               </w:rPr>
               <w:t>qua</w:t>
             </w:r>
             <w:proofErr w:type="spellEnd"/>
             <w:r>
               <w:rPr>
-                <w:sz w:val="20"/>
-                <w:szCs w:val="20"/>
+                <w:rFonts w:ascii="宋体" w:eastAsia="宋体" w:hAnsi="宋体"/>
+                <w:sz w:val="22"/>
               </w:rPr>
               <w:t>}}</w:t>
             </w:r>
@@ -316,17 +292,15 @@
               <w:rPr>
                 <w:rFonts w:ascii="宋体" w:eastAsia="宋体" w:hAnsi="宋体" w:cs="宋体"/>
                 <w:bCs/>
-                <w:sz w:val="18"/>
-                <w:szCs w:val="18"/>
-              </w:rPr>
-            </w:pPr>
-            <w:r>
-              <w:rPr>
-                <w:rFonts w:ascii="宋体" w:eastAsia="宋体" w:hAnsi="宋体" w:cs="宋体" w:hint="eastAsia"/>
-                <w:bCs/>
-                <w:kern w:val="0"/>
-                <w:sz w:val="18"/>
-                <w:szCs w:val="18"/>
+                <w:sz w:val="22"/>
+              </w:rPr>
+            </w:pPr>
+            <w:r>
+              <w:rPr>
+                <w:rFonts w:ascii="宋体" w:eastAsia="宋体" w:hAnsi="宋体" w:cs="宋体" w:hint="eastAsia"/>
+                <w:bCs/>
+                <w:kern w:val="0"/>
+                <w:sz w:val="22"/>
               </w:rPr>
               <w:t>型号规格</w:t>
             </w:r>
@@ -340,36 +314,33 @@
           <w:p>
             <w:pPr>
               <w:rPr>
-                <w:sz w:val="20"/>
-                <w:szCs w:val="20"/>
-              </w:rPr>
-            </w:pPr>
-            <w:r>
-              <w:rPr>
-                <w:rFonts w:hint="eastAsia"/>
-                <w:kern w:val="0"/>
-                <w:sz w:val="20"/>
-                <w:szCs w:val="20"/>
+                <w:rFonts w:ascii="宋体" w:eastAsia="宋体" w:hAnsi="宋体"/>
+                <w:sz w:val="22"/>
+              </w:rPr>
+            </w:pPr>
+            <w:r>
+              <w:rPr>
+                <w:rFonts w:ascii="宋体" w:eastAsia="宋体" w:hAnsi="宋体" w:hint="eastAsia"/>
+                <w:kern w:val="0"/>
+                <w:sz w:val="22"/>
               </w:rPr>
               <w:t>{{</w:t>
             </w:r>
             <w:proofErr w:type="spellStart"/>
             <w:r>
               <w:rPr>
-                <w:rFonts w:hint="eastAsia"/>
-                <w:kern w:val="0"/>
-                <w:sz w:val="20"/>
-                <w:szCs w:val="20"/>
+                <w:rFonts w:ascii="宋体" w:eastAsia="宋体" w:hAnsi="宋体" w:hint="eastAsia"/>
+                <w:kern w:val="0"/>
+                <w:sz w:val="22"/>
               </w:rPr>
               <w:t>function_type</w:t>
             </w:r>
             <w:proofErr w:type="spellEnd"/>
             <w:r>
               <w:rPr>
-                <w:rFonts w:hint="eastAsia"/>
-                <w:kern w:val="0"/>
-                <w:sz w:val="20"/>
-                <w:szCs w:val="20"/>
+                <w:rFonts w:ascii="宋体" w:eastAsia="宋体" w:hAnsi="宋体" w:hint="eastAsia"/>
+                <w:kern w:val="0"/>
+                <w:sz w:val="22"/>
               </w:rPr>
               <w:t>}}</w:t>
             </w:r>
@@ -392,16 +363,14 @@
               <w:rPr>
                 <w:rFonts w:ascii="宋体" w:eastAsia="宋体" w:hAnsi="宋体" w:cs="宋体"/>
                 <w:bCs/>
-                <w:sz w:val="18"/>
-                <w:szCs w:val="18"/>
-              </w:rPr>
-            </w:pPr>
-            <w:r>
-              <w:rPr>
-                <w:rFonts w:ascii="宋体" w:eastAsia="宋体" w:hAnsi="宋体" w:cs="宋体" w:hint="eastAsia"/>
-                <w:bCs/>
-                <w:sz w:val="18"/>
-                <w:szCs w:val="18"/>
+                <w:sz w:val="22"/>
+              </w:rPr>
+            </w:pPr>
+            <w:r>
+              <w:rPr>
+                <w:rFonts w:ascii="宋体" w:eastAsia="宋体" w:hAnsi="宋体" w:cs="宋体" w:hint="eastAsia"/>
+                <w:bCs/>
+                <w:sz w:val="22"/>
               </w:rPr>
               <w:t>产地</w:t>
             </w:r>
@@ -416,33 +385,31 @@
           <w:p>
             <w:pPr>
               <w:rPr>
-                <w:sz w:val="20"/>
-                <w:szCs w:val="20"/>
-              </w:rPr>
-            </w:pPr>
-            <w:r>
-              <w:rPr>
-                <w:rFonts w:hint="eastAsia"/>
-                <w:kern w:val="0"/>
-                <w:sz w:val="20"/>
-                <w:szCs w:val="20"/>
+                <w:rFonts w:ascii="宋体" w:eastAsia="宋体" w:hAnsi="宋体"/>
+                <w:sz w:val="22"/>
+              </w:rPr>
+            </w:pPr>
+            <w:r>
+              <w:rPr>
+                <w:rFonts w:ascii="宋体" w:eastAsia="宋体" w:hAnsi="宋体" w:hint="eastAsia"/>
+                <w:kern w:val="0"/>
+                <w:sz w:val="22"/>
               </w:rPr>
               <w:t>{{</w:t>
             </w:r>
             <w:r>
               <w:rPr>
-                <w:kern w:val="0"/>
-                <w:sz w:val="20"/>
-                <w:szCs w:val="20"/>
+                <w:rFonts w:ascii="宋体" w:eastAsia="宋体" w:hAnsi="宋体"/>
+                <w:kern w:val="0"/>
+                <w:sz w:val="22"/>
               </w:rPr>
               <w:t>origin</w:t>
             </w:r>
             <w:r>
               <w:rPr>
-                <w:rFonts w:hint="eastAsia"/>
-                <w:kern w:val="0"/>
-                <w:sz w:val="20"/>
-                <w:szCs w:val="20"/>
+                <w:rFonts w:ascii="宋体" w:eastAsia="宋体" w:hAnsi="宋体" w:hint="eastAsia"/>
+                <w:kern w:val="0"/>
+                <w:sz w:val="22"/>
               </w:rPr>
               <w:t>}}</w:t>
             </w:r>
@@ -458,16 +425,14 @@
               <w:rPr>
                 <w:rFonts w:ascii="宋体" w:eastAsia="宋体" w:hAnsi="宋体" w:cs="宋体"/>
                 <w:bCs/>
-                <w:sz w:val="18"/>
-                <w:szCs w:val="18"/>
-              </w:rPr>
-            </w:pPr>
-            <w:r>
-              <w:rPr>
-                <w:rFonts w:ascii="宋体" w:eastAsia="宋体" w:hAnsi="宋体" w:cs="宋体" w:hint="eastAsia"/>
-                <w:bCs/>
-                <w:sz w:val="18"/>
-                <w:szCs w:val="18"/>
+                <w:sz w:val="22"/>
+              </w:rPr>
+            </w:pPr>
+            <w:r>
+              <w:rPr>
+                <w:rFonts w:ascii="宋体" w:eastAsia="宋体" w:hAnsi="宋体" w:cs="宋体" w:hint="eastAsia"/>
+                <w:bCs/>
+                <w:sz w:val="22"/>
               </w:rPr>
               <w:t>生产厂家</w:t>
             </w:r>
@@ -481,16 +446,15 @@
           <w:p>
             <w:pPr>
               <w:rPr>
-                <w:sz w:val="20"/>
-                <w:szCs w:val="20"/>
-              </w:rPr>
-            </w:pPr>
-            <w:r>
-              <w:rPr>
-                <w:rFonts w:hint="eastAsia"/>
-                <w:kern w:val="0"/>
-                <w:sz w:val="20"/>
-                <w:szCs w:val="20"/>
+                <w:rFonts w:ascii="宋体" w:eastAsia="宋体" w:hAnsi="宋体"/>
+                <w:sz w:val="22"/>
+              </w:rPr>
+            </w:pPr>
+            <w:r>
+              <w:rPr>
+                <w:rFonts w:ascii="宋体" w:eastAsia="宋体" w:hAnsi="宋体" w:hint="eastAsia"/>
+                <w:kern w:val="0"/>
+                <w:sz w:val="22"/>
               </w:rPr>
               <w:t>{{manufact}}</w:t>
             </w:r>
@@ -513,16 +477,14 @@
               <w:rPr>
                 <w:rFonts w:ascii="宋体" w:eastAsia="宋体" w:hAnsi="宋体" w:cs="宋体"/>
                 <w:bCs/>
-                <w:sz w:val="18"/>
-                <w:szCs w:val="18"/>
-              </w:rPr>
-            </w:pPr>
-            <w:r>
-              <w:rPr>
-                <w:rFonts w:ascii="宋体" w:eastAsia="宋体" w:hAnsi="宋体" w:cs="宋体" w:hint="eastAsia"/>
-                <w:bCs/>
-                <w:sz w:val="18"/>
-                <w:szCs w:val="18"/>
+                <w:sz w:val="22"/>
+              </w:rPr>
+            </w:pPr>
+            <w:r>
+              <w:rPr>
+                <w:rFonts w:ascii="宋体" w:eastAsia="宋体" w:hAnsi="宋体" w:cs="宋体" w:hint="eastAsia"/>
+                <w:bCs/>
+                <w:sz w:val="22"/>
               </w:rPr>
               <w:t>合同价格</w:t>
             </w:r>
@@ -537,39 +499,37 @@
           <w:p>
             <w:pPr>
               <w:rPr>
-                <w:sz w:val="20"/>
-                <w:szCs w:val="20"/>
-              </w:rPr>
-            </w:pPr>
-            <w:r>
-              <w:rPr>
-                <w:rFonts w:hint="eastAsia"/>
-                <w:sz w:val="20"/>
-                <w:szCs w:val="20"/>
+                <w:rFonts w:ascii="宋体" w:eastAsia="宋体" w:hAnsi="宋体"/>
+                <w:sz w:val="22"/>
+              </w:rPr>
+            </w:pPr>
+            <w:r>
+              <w:rPr>
+                <w:rFonts w:ascii="宋体" w:eastAsia="宋体" w:hAnsi="宋体" w:hint="eastAsia"/>
+                <w:sz w:val="22"/>
               </w:rPr>
               <w:t>{</w:t>
             </w:r>
             <w:r>
               <w:rPr>
-                <w:sz w:val="20"/>
-                <w:szCs w:val="20"/>
+                <w:rFonts w:ascii="宋体" w:eastAsia="宋体" w:hAnsi="宋体"/>
+                <w:sz w:val="22"/>
               </w:rPr>
               <w:t>{</w:t>
             </w:r>
             <w:proofErr w:type="spellStart"/>
             <w:r>
               <w:rPr>
-                <w:rFonts w:hint="eastAsia"/>
-                <w:sz w:val="20"/>
-                <w:szCs w:val="20"/>
+                <w:rFonts w:ascii="宋体" w:eastAsia="宋体" w:hAnsi="宋体" w:hint="eastAsia"/>
+                <w:sz w:val="22"/>
               </w:rPr>
               <w:t>contract_price</w:t>
             </w:r>
             <w:proofErr w:type="spellEnd"/>
             <w:r>
               <w:rPr>
-                <w:sz w:val="20"/>
-                <w:szCs w:val="20"/>
+                <w:rFonts w:ascii="宋体" w:eastAsia="宋体" w:hAnsi="宋体"/>
+                <w:sz w:val="22"/>
               </w:rPr>
               <w:t>}}</w:t>
             </w:r>
@@ -585,16 +545,14 @@
               <w:rPr>
                 <w:rFonts w:ascii="宋体" w:eastAsia="宋体" w:hAnsi="宋体" w:cs="宋体"/>
                 <w:bCs/>
-                <w:sz w:val="18"/>
-                <w:szCs w:val="18"/>
-              </w:rPr>
-            </w:pPr>
-            <w:r>
-              <w:rPr>
-                <w:rFonts w:ascii="宋体" w:eastAsia="宋体" w:hAnsi="宋体" w:cs="宋体" w:hint="eastAsia"/>
-                <w:bCs/>
-                <w:sz w:val="18"/>
-                <w:szCs w:val="18"/>
+                <w:sz w:val="22"/>
+              </w:rPr>
+            </w:pPr>
+            <w:r>
+              <w:rPr>
+                <w:rFonts w:ascii="宋体" w:eastAsia="宋体" w:hAnsi="宋体" w:cs="宋体" w:hint="eastAsia"/>
+                <w:bCs/>
+                <w:sz w:val="22"/>
               </w:rPr>
               <w:t>合同号</w:t>
             </w:r>
@@ -608,39 +566,37 @@
           <w:p>
             <w:pPr>
               <w:rPr>
-                <w:sz w:val="20"/>
-                <w:szCs w:val="20"/>
-              </w:rPr>
-            </w:pPr>
-            <w:r>
-              <w:rPr>
-                <w:rFonts w:hint="eastAsia"/>
-                <w:sz w:val="20"/>
-                <w:szCs w:val="20"/>
+                <w:rFonts w:ascii="宋体" w:eastAsia="宋体" w:hAnsi="宋体"/>
+                <w:sz w:val="22"/>
+              </w:rPr>
+            </w:pPr>
+            <w:r>
+              <w:rPr>
+                <w:rFonts w:ascii="宋体" w:eastAsia="宋体" w:hAnsi="宋体" w:hint="eastAsia"/>
+                <w:sz w:val="22"/>
               </w:rPr>
               <w:t>{</w:t>
             </w:r>
             <w:r>
               <w:rPr>
-                <w:sz w:val="20"/>
-                <w:szCs w:val="20"/>
+                <w:rFonts w:ascii="宋体" w:eastAsia="宋体" w:hAnsi="宋体"/>
+                <w:sz w:val="22"/>
               </w:rPr>
               <w:t>{</w:t>
             </w:r>
             <w:proofErr w:type="spellStart"/>
             <w:r>
               <w:rPr>
-                <w:rFonts w:hint="eastAsia"/>
-                <w:sz w:val="20"/>
-                <w:szCs w:val="20"/>
+                <w:rFonts w:ascii="宋体" w:eastAsia="宋体" w:hAnsi="宋体" w:hint="eastAsia"/>
+                <w:sz w:val="22"/>
               </w:rPr>
               <w:t>contract_num</w:t>
             </w:r>
             <w:proofErr w:type="spellEnd"/>
             <w:r>
               <w:rPr>
-                <w:sz w:val="20"/>
-                <w:szCs w:val="20"/>
+                <w:rFonts w:ascii="宋体" w:eastAsia="宋体" w:hAnsi="宋体"/>
+                <w:sz w:val="22"/>
               </w:rPr>
               <w:t>}}</w:t>
             </w:r>
@@ -663,16 +619,14 @@
               <w:rPr>
                 <w:rFonts w:ascii="宋体" w:eastAsia="宋体" w:hAnsi="宋体" w:cs="宋体"/>
                 <w:bCs/>
-                <w:sz w:val="18"/>
-                <w:szCs w:val="18"/>
-              </w:rPr>
-            </w:pPr>
-            <w:r>
-              <w:rPr>
-                <w:rFonts w:ascii="宋体" w:eastAsia="宋体" w:hAnsi="宋体" w:cs="宋体" w:hint="eastAsia"/>
-                <w:bCs/>
-                <w:sz w:val="18"/>
-                <w:szCs w:val="18"/>
+                <w:sz w:val="22"/>
+              </w:rPr>
+            </w:pPr>
+            <w:r>
+              <w:rPr>
+                <w:rFonts w:ascii="宋体" w:eastAsia="宋体" w:hAnsi="宋体" w:cs="宋体" w:hint="eastAsia"/>
+                <w:bCs/>
+                <w:sz w:val="22"/>
               </w:rPr>
               <w:t>供应</w:t>
             </w:r>
@@ -680,8 +634,7 @@
               <w:rPr>
                 <w:rFonts w:ascii="宋体" w:eastAsia="宋体" w:hAnsi="宋体" w:cs="宋体" w:hint="eastAsia"/>
                 <w:bCs/>
-                <w:sz w:val="18"/>
-                <w:szCs w:val="18"/>
+                <w:sz w:val="22"/>
               </w:rPr>
               <w:t>商</w:t>
             </w:r>
@@ -696,57 +649,54 @@
           <w:p>
             <w:pPr>
               <w:rPr>
-                <w:sz w:val="20"/>
-                <w:szCs w:val="20"/>
-              </w:rPr>
-            </w:pPr>
-            <w:r>
-              <w:rPr>
-                <w:rFonts w:hint="eastAsia"/>
-                <w:sz w:val="20"/>
-                <w:szCs w:val="20"/>
+                <w:rFonts w:ascii="宋体" w:eastAsia="宋体" w:hAnsi="宋体"/>
+                <w:sz w:val="22"/>
+              </w:rPr>
+            </w:pPr>
+            <w:r>
+              <w:rPr>
+                <w:rFonts w:ascii="宋体" w:eastAsia="宋体" w:hAnsi="宋体" w:hint="eastAsia"/>
+                <w:sz w:val="22"/>
               </w:rPr>
               <w:t>{</w:t>
             </w:r>
             <w:r>
               <w:rPr>
-                <w:rFonts w:hint="eastAsia"/>
-                <w:kern w:val="0"/>
-                <w:sz w:val="20"/>
-                <w:szCs w:val="20"/>
+                <w:rFonts w:ascii="宋体" w:eastAsia="宋体" w:hAnsi="宋体" w:hint="eastAsia"/>
+                <w:kern w:val="0"/>
+                <w:sz w:val="22"/>
               </w:rPr>
               <w:t>{</w:t>
             </w:r>
             <w:proofErr w:type="spellStart"/>
             <w:r>
               <w:rPr>
-                <w:kern w:val="0"/>
-                <w:sz w:val="20"/>
-                <w:szCs w:val="20"/>
+                <w:rFonts w:ascii="宋体" w:eastAsia="宋体" w:hAnsi="宋体"/>
+                <w:kern w:val="0"/>
+                <w:sz w:val="22"/>
               </w:rPr>
               <w:t>supplier</w:t>
             </w:r>
             <w:r>
               <w:rPr>
-                <w:kern w:val="0"/>
-                <w:sz w:val="20"/>
-                <w:szCs w:val="20"/>
+                <w:rFonts w:ascii="宋体" w:eastAsia="宋体" w:hAnsi="宋体"/>
+                <w:kern w:val="0"/>
+                <w:sz w:val="22"/>
               </w:rPr>
               <w:t>_</w:t>
             </w:r>
             <w:r>
               <w:rPr>
-                <w:rFonts w:hint="eastAsia"/>
-                <w:sz w:val="20"/>
-                <w:szCs w:val="20"/>
+                <w:rFonts w:ascii="宋体" w:eastAsia="宋体" w:hAnsi="宋体" w:hint="eastAsia"/>
+                <w:sz w:val="22"/>
               </w:rPr>
               <w:t>name</w:t>
             </w:r>
             <w:proofErr w:type="spellEnd"/>
             <w:r>
               <w:rPr>
-                <w:sz w:val="20"/>
-                <w:szCs w:val="20"/>
+                <w:rFonts w:ascii="宋体" w:eastAsia="宋体" w:hAnsi="宋体"/>
+                <w:sz w:val="22"/>
               </w:rPr>
               <w:t>}}</w:t>
             </w:r>
@@ -762,16 +712,14 @@
               <w:rPr>
                 <w:rFonts w:ascii="宋体" w:eastAsia="宋体" w:hAnsi="宋体" w:cs="宋体"/>
                 <w:bCs/>
-                <w:sz w:val="18"/>
-                <w:szCs w:val="18"/>
-              </w:rPr>
-            </w:pPr>
-            <w:r>
-              <w:rPr>
-                <w:rFonts w:ascii="宋体" w:eastAsia="宋体" w:hAnsi="宋体" w:cs="宋体" w:hint="eastAsia"/>
-                <w:bCs/>
-                <w:sz w:val="18"/>
-                <w:szCs w:val="18"/>
+                <w:sz w:val="22"/>
+              </w:rPr>
+            </w:pPr>
+            <w:r>
+              <w:rPr>
+                <w:rFonts w:ascii="宋体" w:eastAsia="宋体" w:hAnsi="宋体" w:cs="宋体" w:hint="eastAsia"/>
+                <w:bCs/>
+                <w:sz w:val="22"/>
               </w:rPr>
               <w:t>采购经办人</w:t>
             </w:r>
@@ -785,8 +733,8 @@
           <w:p>
             <w:pPr>
               <w:rPr>
-                <w:sz w:val="20"/>
-                <w:szCs w:val="20"/>
+                <w:rFonts w:ascii="宋体" w:eastAsia="宋体" w:hAnsi="宋体"/>
+                <w:sz w:val="22"/>
               </w:rPr>
             </w:pPr>
           </w:p>
@@ -808,16 +756,14 @@
               <w:rPr>
                 <w:rFonts w:ascii="宋体" w:eastAsia="宋体" w:hAnsi="宋体" w:cs="宋体"/>
                 <w:bCs/>
-                <w:sz w:val="18"/>
-                <w:szCs w:val="18"/>
-              </w:rPr>
-            </w:pPr>
-            <w:r>
-              <w:rPr>
-                <w:rFonts w:ascii="宋体" w:eastAsia="宋体" w:hAnsi="宋体" w:cs="宋体" w:hint="eastAsia"/>
-                <w:bCs/>
-                <w:sz w:val="18"/>
-                <w:szCs w:val="18"/>
+                <w:sz w:val="22"/>
+              </w:rPr>
+            </w:pPr>
+            <w:r>
+              <w:rPr>
+                <w:rFonts w:ascii="宋体" w:eastAsia="宋体" w:hAnsi="宋体" w:cs="宋体" w:hint="eastAsia"/>
+                <w:bCs/>
+                <w:sz w:val="22"/>
               </w:rPr>
               <w:t>设备分类编码</w:t>
             </w:r>
@@ -832,8 +778,8 @@
           <w:p>
             <w:pPr>
               <w:rPr>
-                <w:sz w:val="20"/>
-                <w:szCs w:val="20"/>
+                <w:rFonts w:ascii="宋体" w:eastAsia="宋体" w:hAnsi="宋体"/>
+                <w:sz w:val="22"/>
               </w:rPr>
             </w:pPr>
           </w:p>
@@ -888,16 +834,14 @@
               <w:rPr>
                 <w:rFonts w:ascii="宋体" w:eastAsia="宋体" w:hAnsi="宋体" w:cs="宋体"/>
                 <w:bCs/>
-                <w:sz w:val="18"/>
-                <w:szCs w:val="18"/>
-              </w:rPr>
-            </w:pPr>
-            <w:r>
-              <w:rPr>
-                <w:rFonts w:ascii="宋体" w:eastAsia="宋体" w:hAnsi="宋体" w:cs="宋体" w:hint="eastAsia"/>
-                <w:bCs/>
-                <w:sz w:val="18"/>
-                <w:szCs w:val="18"/>
+                <w:sz w:val="22"/>
+              </w:rPr>
+            </w:pPr>
+            <w:r>
+              <w:rPr>
+                <w:rFonts w:ascii="宋体" w:eastAsia="宋体" w:hAnsi="宋体" w:cs="宋体" w:hint="eastAsia"/>
+                <w:bCs/>
+                <w:sz w:val="22"/>
               </w:rPr>
               <w:t>序号</w:t>
             </w:r>
@@ -915,16 +859,14 @@
               <w:rPr>
                 <w:rFonts w:ascii="宋体" w:eastAsia="宋体" w:hAnsi="宋体" w:cs="宋体"/>
                 <w:bCs/>
-                <w:sz w:val="18"/>
-                <w:szCs w:val="18"/>
-              </w:rPr>
-            </w:pPr>
-            <w:r>
-              <w:rPr>
-                <w:rFonts w:ascii="宋体" w:eastAsia="宋体" w:hAnsi="宋体" w:cs="宋体" w:hint="eastAsia"/>
-                <w:bCs/>
-                <w:sz w:val="18"/>
-                <w:szCs w:val="18"/>
+                <w:sz w:val="22"/>
+              </w:rPr>
+            </w:pPr>
+            <w:r>
+              <w:rPr>
+                <w:rFonts w:ascii="宋体" w:eastAsia="宋体" w:hAnsi="宋体" w:cs="宋体" w:hint="eastAsia"/>
+                <w:bCs/>
+                <w:sz w:val="22"/>
               </w:rPr>
               <w:t>资料名称</w:t>
             </w:r>
@@ -942,16 +884,14 @@
               <w:rPr>
                 <w:rFonts w:ascii="宋体" w:eastAsia="宋体" w:hAnsi="宋体" w:cs="宋体"/>
                 <w:bCs/>
-                <w:sz w:val="18"/>
-                <w:szCs w:val="18"/>
-              </w:rPr>
-            </w:pPr>
-            <w:r>
-              <w:rPr>
-                <w:rFonts w:ascii="宋体" w:eastAsia="宋体" w:hAnsi="宋体" w:cs="宋体" w:hint="eastAsia"/>
-                <w:bCs/>
-                <w:sz w:val="18"/>
-                <w:szCs w:val="18"/>
+                <w:sz w:val="22"/>
+              </w:rPr>
+            </w:pPr>
+            <w:r>
+              <w:rPr>
+                <w:rFonts w:ascii="宋体" w:eastAsia="宋体" w:hAnsi="宋体" w:cs="宋体" w:hint="eastAsia"/>
+                <w:bCs/>
+                <w:sz w:val="22"/>
               </w:rPr>
               <w:t>验收结果</w:t>
             </w:r>
@@ -968,16 +908,14 @@
               <w:rPr>
                 <w:rFonts w:ascii="宋体" w:eastAsia="宋体" w:hAnsi="宋体" w:cs="宋体"/>
                 <w:bCs/>
-                <w:sz w:val="18"/>
-                <w:szCs w:val="18"/>
-              </w:rPr>
-            </w:pPr>
-            <w:r>
-              <w:rPr>
-                <w:rFonts w:ascii="宋体" w:eastAsia="宋体" w:hAnsi="宋体" w:cs="宋体" w:hint="eastAsia"/>
-                <w:bCs/>
-                <w:sz w:val="18"/>
-                <w:szCs w:val="18"/>
+                <w:sz w:val="22"/>
+              </w:rPr>
+            </w:pPr>
+            <w:r>
+              <w:rPr>
+                <w:rFonts w:ascii="宋体" w:eastAsia="宋体" w:hAnsi="宋体" w:cs="宋体" w:hint="eastAsia"/>
+                <w:bCs/>
+                <w:sz w:val="22"/>
               </w:rPr>
               <w:t>条件说明</w:t>
             </w:r>
@@ -1000,16 +938,14 @@
               <w:rPr>
                 <w:rFonts w:ascii="宋体" w:eastAsia="宋体" w:hAnsi="宋体" w:cs="宋体"/>
                 <w:bCs/>
-                <w:sz w:val="18"/>
-                <w:szCs w:val="18"/>
-              </w:rPr>
-            </w:pPr>
-            <w:r>
-              <w:rPr>
-                <w:rFonts w:ascii="宋体" w:eastAsia="宋体" w:hAnsi="宋体" w:cs="宋体" w:hint="eastAsia"/>
-                <w:bCs/>
-                <w:sz w:val="18"/>
-                <w:szCs w:val="18"/>
+                <w:sz w:val="22"/>
+              </w:rPr>
+            </w:pPr>
+            <w:r>
+              <w:rPr>
+                <w:rFonts w:ascii="宋体" w:eastAsia="宋体" w:hAnsi="宋体" w:cs="宋体" w:hint="eastAsia"/>
+                <w:bCs/>
+                <w:sz w:val="22"/>
               </w:rPr>
               <w:t>1</w:t>
             </w:r>
@@ -1028,16 +964,14 @@
               <w:rPr>
                 <w:rFonts w:ascii="宋体" w:eastAsia="宋体" w:hAnsi="宋体" w:cs="宋体"/>
                 <w:bCs/>
-                <w:sz w:val="18"/>
-                <w:szCs w:val="18"/>
-              </w:rPr>
-            </w:pPr>
-            <w:r>
-              <w:rPr>
-                <w:rFonts w:ascii="宋体" w:eastAsia="宋体" w:hAnsi="宋体" w:cs="宋体" w:hint="eastAsia"/>
-                <w:bCs/>
-                <w:sz w:val="18"/>
-                <w:szCs w:val="18"/>
+                <w:sz w:val="22"/>
+              </w:rPr>
+            </w:pPr>
+            <w:r>
+              <w:rPr>
+                <w:rFonts w:ascii="宋体" w:eastAsia="宋体" w:hAnsi="宋体" w:cs="宋体" w:hint="eastAsia"/>
+                <w:bCs/>
+                <w:sz w:val="22"/>
               </w:rPr>
               <w:t>商务验收</w:t>
             </w:r>
@@ -1056,16 +990,14 @@
               <w:rPr>
                 <w:rFonts w:ascii="宋体" w:eastAsia="宋体" w:hAnsi="宋体" w:cs="宋体"/>
                 <w:bCs/>
-                <w:sz w:val="18"/>
-                <w:szCs w:val="18"/>
-              </w:rPr>
-            </w:pPr>
-            <w:r>
-              <w:rPr>
-                <w:rFonts w:ascii="宋体" w:eastAsia="宋体" w:hAnsi="宋体" w:cs="宋体" w:hint="eastAsia"/>
-                <w:bCs/>
-                <w:sz w:val="18"/>
-                <w:szCs w:val="18"/>
+                <w:sz w:val="22"/>
+              </w:rPr>
+            </w:pPr>
+            <w:r>
+              <w:rPr>
+                <w:rFonts w:ascii="宋体" w:eastAsia="宋体" w:hAnsi="宋体" w:cs="宋体" w:hint="eastAsia"/>
+                <w:bCs/>
+                <w:sz w:val="22"/>
               </w:rPr>
               <w:t>□</w:t>
             </w:r>
@@ -1073,8 +1005,7 @@
               <w:rPr>
                 <w:rFonts w:ascii="宋体" w:eastAsia="宋体" w:hAnsi="宋体" w:cs="宋体" w:hint="eastAsia"/>
                 <w:bCs/>
-                <w:sz w:val="18"/>
-                <w:szCs w:val="18"/>
+                <w:sz w:val="22"/>
               </w:rPr>
               <w:t>完成</w:t>
             </w:r>
@@ -1082,8 +1013,7 @@
               <w:rPr>
                 <w:rFonts w:ascii="宋体" w:eastAsia="宋体" w:hAnsi="宋体" w:cs="宋体" w:hint="eastAsia"/>
                 <w:bCs/>
-                <w:sz w:val="18"/>
-                <w:szCs w:val="18"/>
+                <w:sz w:val="22"/>
               </w:rPr>
               <w:t xml:space="preserve">  □</w:t>
             </w:r>
@@ -1091,8 +1021,7 @@
               <w:rPr>
                 <w:rFonts w:ascii="宋体" w:eastAsia="宋体" w:hAnsi="宋体" w:cs="宋体" w:hint="eastAsia"/>
                 <w:bCs/>
-                <w:sz w:val="18"/>
-                <w:szCs w:val="18"/>
+                <w:sz w:val="22"/>
               </w:rPr>
               <w:t>未完成</w:t>
             </w:r>
@@ -1100,8 +1029,7 @@
               <w:rPr>
                 <w:rFonts w:ascii="宋体" w:eastAsia="宋体" w:hAnsi="宋体" w:cs="宋体" w:hint="eastAsia"/>
                 <w:bCs/>
-                <w:sz w:val="18"/>
-                <w:szCs w:val="18"/>
+                <w:sz w:val="22"/>
               </w:rPr>
               <w:t xml:space="preserve">  □不适用</w:t>
             </w:r>
@@ -1119,16 +1047,14 @@
               <w:rPr>
                 <w:rFonts w:ascii="宋体" w:eastAsia="宋体" w:hAnsi="宋体" w:cs="宋体"/>
                 <w:bCs/>
-                <w:sz w:val="18"/>
-                <w:szCs w:val="18"/>
-              </w:rPr>
-            </w:pPr>
-            <w:r>
-              <w:rPr>
-                <w:rFonts w:ascii="宋体" w:eastAsia="宋体" w:hAnsi="宋体" w:cs="宋体" w:hint="eastAsia"/>
-                <w:bCs/>
-                <w:sz w:val="18"/>
-                <w:szCs w:val="18"/>
+                <w:sz w:val="22"/>
+              </w:rPr>
+            </w:pPr>
+            <w:r>
+              <w:rPr>
+                <w:rFonts w:ascii="宋体" w:eastAsia="宋体" w:hAnsi="宋体" w:cs="宋体" w:hint="eastAsia"/>
+                <w:bCs/>
+                <w:sz w:val="22"/>
               </w:rPr>
               <w:t>单价 ＜</w:t>
             </w:r>
@@ -1136,8 +1062,7 @@
               <w:rPr>
                 <w:rFonts w:ascii="宋体" w:eastAsia="宋体" w:hAnsi="宋体" w:cs="宋体"/>
                 <w:bCs/>
-                <w:sz w:val="18"/>
-                <w:szCs w:val="18"/>
+                <w:sz w:val="22"/>
               </w:rPr>
               <w:t xml:space="preserve"> 1</w:t>
             </w:r>
@@ -1145,8 +1070,7 @@
               <w:rPr>
                 <w:rFonts w:ascii="宋体" w:eastAsia="宋体" w:hAnsi="宋体" w:cs="宋体" w:hint="eastAsia"/>
                 <w:bCs/>
-                <w:sz w:val="18"/>
-                <w:szCs w:val="18"/>
+                <w:sz w:val="22"/>
               </w:rPr>
               <w:t>万元,且具有合同号;单价≥</w:t>
             </w:r>
@@ -1154,8 +1078,7 @@
               <w:rPr>
                 <w:rFonts w:ascii="宋体" w:eastAsia="宋体" w:hAnsi="宋体" w:cs="宋体" w:hint="eastAsia"/>
                 <w:bCs/>
-                <w:sz w:val="18"/>
-                <w:szCs w:val="18"/>
+                <w:sz w:val="22"/>
               </w:rPr>
               <w:t xml:space="preserve"> 1万元</w:t>
             </w:r>
@@ -1178,16 +1101,14 @@
               <w:rPr>
                 <w:rFonts w:ascii="宋体" w:eastAsia="宋体" w:hAnsi="宋体" w:cs="宋体"/>
                 <w:bCs/>
-                <w:sz w:val="18"/>
-                <w:szCs w:val="18"/>
-              </w:rPr>
-            </w:pPr>
-            <w:r>
-              <w:rPr>
-                <w:rFonts w:ascii="宋体" w:eastAsia="宋体" w:hAnsi="宋体" w:cs="宋体" w:hint="eastAsia"/>
-                <w:bCs/>
-                <w:sz w:val="18"/>
-                <w:szCs w:val="18"/>
+                <w:sz w:val="22"/>
+              </w:rPr>
+            </w:pPr>
+            <w:r>
+              <w:rPr>
+                <w:rFonts w:ascii="宋体" w:eastAsia="宋体" w:hAnsi="宋体" w:cs="宋体" w:hint="eastAsia"/>
+                <w:bCs/>
+                <w:sz w:val="22"/>
               </w:rPr>
               <w:t>2</w:t>
             </w:r>
@@ -1206,17 +1127,15 @@
               <w:rPr>
                 <w:rFonts w:ascii="宋体" w:eastAsia="宋体" w:hAnsi="宋体" w:cs="宋体"/>
                 <w:bCs/>
-                <w:sz w:val="18"/>
-                <w:szCs w:val="18"/>
-              </w:rPr>
-            </w:pPr>
-            <w:r>
-              <w:rPr>
-                <w:rFonts w:ascii="宋体" w:eastAsia="宋体" w:hAnsi="宋体" w:cs="宋体" w:hint="eastAsia"/>
-                <w:bCs/>
-                <w:kern w:val="0"/>
-                <w:sz w:val="18"/>
-                <w:szCs w:val="18"/>
+                <w:sz w:val="22"/>
+              </w:rPr>
+            </w:pPr>
+            <w:r>
+              <w:rPr>
+                <w:rFonts w:ascii="宋体" w:eastAsia="宋体" w:hAnsi="宋体" w:cs="宋体" w:hint="eastAsia"/>
+                <w:bCs/>
+                <w:kern w:val="0"/>
+                <w:sz w:val="22"/>
               </w:rPr>
               <w:t>临床验收</w:t>
             </w:r>
@@ -1235,17 +1154,15 @@
               <w:rPr>
                 <w:rFonts w:ascii="宋体" w:eastAsia="宋体" w:hAnsi="宋体" w:cs="宋体"/>
                 <w:bCs/>
-                <w:sz w:val="18"/>
-                <w:szCs w:val="18"/>
-              </w:rPr>
-            </w:pPr>
-            <w:r>
-              <w:rPr>
-                <w:rFonts w:ascii="宋体" w:eastAsia="宋体" w:hAnsi="宋体" w:cs="宋体" w:hint="eastAsia"/>
-                <w:bCs/>
-                <w:kern w:val="0"/>
-                <w:sz w:val="18"/>
-                <w:szCs w:val="18"/>
+                <w:sz w:val="22"/>
+              </w:rPr>
+            </w:pPr>
+            <w:r>
+              <w:rPr>
+                <w:rFonts w:ascii="宋体" w:eastAsia="宋体" w:hAnsi="宋体" w:cs="宋体" w:hint="eastAsia"/>
+                <w:bCs/>
+                <w:kern w:val="0"/>
+                <w:sz w:val="22"/>
               </w:rPr>
               <w:t>□完成  □未完成  □不适用</w:t>
             </w:r>
@@ -1263,17 +1180,15 @@
               <w:rPr>
                 <w:rFonts w:ascii="宋体" w:eastAsia="宋体" w:hAnsi="宋体" w:cs="宋体"/>
                 <w:bCs/>
-                <w:sz w:val="18"/>
-                <w:szCs w:val="18"/>
-              </w:rPr>
-            </w:pPr>
-            <w:r>
-              <w:rPr>
-                <w:rFonts w:ascii="宋体" w:eastAsia="宋体" w:hAnsi="宋体" w:cs="宋体" w:hint="eastAsia"/>
-                <w:bCs/>
-                <w:kern w:val="0"/>
-                <w:sz w:val="18"/>
-                <w:szCs w:val="18"/>
+                <w:sz w:val="22"/>
+              </w:rPr>
+            </w:pPr>
+            <w:r>
+              <w:rPr>
+                <w:rFonts w:ascii="宋体" w:eastAsia="宋体" w:hAnsi="宋体" w:cs="宋体" w:hint="eastAsia"/>
+                <w:bCs/>
+                <w:kern w:val="0"/>
+                <w:sz w:val="22"/>
               </w:rPr>
               <w:t>单价≥ 1万元</w:t>
             </w:r>
@@ -1296,16 +1211,14 @@
               <w:rPr>
                 <w:rFonts w:ascii="宋体" w:eastAsia="宋体" w:hAnsi="宋体" w:cs="宋体"/>
                 <w:bCs/>
-                <w:sz w:val="18"/>
-                <w:szCs w:val="18"/>
-              </w:rPr>
-            </w:pPr>
-            <w:r>
-              <w:rPr>
-                <w:rFonts w:ascii="宋体" w:eastAsia="宋体" w:hAnsi="宋体" w:cs="宋体" w:hint="eastAsia"/>
-                <w:bCs/>
-                <w:sz w:val="18"/>
-                <w:szCs w:val="18"/>
+                <w:sz w:val="22"/>
+              </w:rPr>
+            </w:pPr>
+            <w:r>
+              <w:rPr>
+                <w:rFonts w:ascii="宋体" w:eastAsia="宋体" w:hAnsi="宋体" w:cs="宋体" w:hint="eastAsia"/>
+                <w:bCs/>
+                <w:sz w:val="22"/>
               </w:rPr>
               <w:t>3</w:t>
             </w:r>
@@ -1324,17 +1237,15 @@
               <w:rPr>
                 <w:rFonts w:ascii="宋体" w:eastAsia="宋体" w:hAnsi="宋体" w:cs="宋体"/>
                 <w:bCs/>
-                <w:sz w:val="18"/>
-                <w:szCs w:val="18"/>
-              </w:rPr>
-            </w:pPr>
-            <w:r>
-              <w:rPr>
-                <w:rFonts w:ascii="宋体" w:eastAsia="宋体" w:hAnsi="宋体" w:cs="宋体" w:hint="eastAsia"/>
-                <w:bCs/>
-                <w:kern w:val="0"/>
-                <w:sz w:val="18"/>
-                <w:szCs w:val="18"/>
+                <w:sz w:val="22"/>
+              </w:rPr>
+            </w:pPr>
+            <w:r>
+              <w:rPr>
+                <w:rFonts w:ascii="宋体" w:eastAsia="宋体" w:hAnsi="宋体" w:cs="宋体" w:hint="eastAsia"/>
+                <w:bCs/>
+                <w:kern w:val="0"/>
+                <w:sz w:val="22"/>
               </w:rPr>
               <w:t>技术验收</w:t>
             </w:r>
@@ -1353,17 +1264,15 @@
               <w:rPr>
                 <w:rFonts w:ascii="宋体" w:eastAsia="宋体" w:hAnsi="宋体" w:cs="宋体"/>
                 <w:bCs/>
-                <w:sz w:val="18"/>
-                <w:szCs w:val="18"/>
-              </w:rPr>
-            </w:pPr>
-            <w:r>
-              <w:rPr>
-                <w:rFonts w:ascii="宋体" w:eastAsia="宋体" w:hAnsi="宋体" w:cs="宋体" w:hint="eastAsia"/>
-                <w:bCs/>
-                <w:kern w:val="0"/>
-                <w:sz w:val="18"/>
-                <w:szCs w:val="18"/>
+                <w:sz w:val="22"/>
+              </w:rPr>
+            </w:pPr>
+            <w:r>
+              <w:rPr>
+                <w:rFonts w:ascii="宋体" w:eastAsia="宋体" w:hAnsi="宋体" w:cs="宋体" w:hint="eastAsia"/>
+                <w:bCs/>
+                <w:kern w:val="0"/>
+                <w:sz w:val="22"/>
               </w:rPr>
               <w:t>□完成  □未完成  □不适用</w:t>
             </w:r>
@@ -1381,17 +1290,15 @@
               <w:rPr>
                 <w:rFonts w:ascii="宋体" w:eastAsia="宋体" w:hAnsi="宋体" w:cs="宋体"/>
                 <w:bCs/>
-                <w:sz w:val="18"/>
-                <w:szCs w:val="18"/>
-              </w:rPr>
-            </w:pPr>
-            <w:r>
-              <w:rPr>
-                <w:rFonts w:ascii="宋体" w:eastAsia="宋体" w:hAnsi="宋体" w:cs="宋体" w:hint="eastAsia"/>
-                <w:bCs/>
-                <w:kern w:val="0"/>
-                <w:sz w:val="18"/>
-                <w:szCs w:val="18"/>
+                <w:sz w:val="22"/>
+              </w:rPr>
+            </w:pPr>
+            <w:r>
+              <w:rPr>
+                <w:rFonts w:ascii="宋体" w:eastAsia="宋体" w:hAnsi="宋体" w:cs="宋体" w:hint="eastAsia"/>
+                <w:bCs/>
+                <w:kern w:val="0"/>
+                <w:sz w:val="22"/>
               </w:rPr>
               <w:t>单价≥ 1万元</w:t>
             </w:r>
@@ -1414,16 +1321,14 @@
               <w:rPr>
                 <w:rFonts w:ascii="宋体" w:eastAsia="宋体" w:hAnsi="宋体" w:cs="宋体"/>
                 <w:bCs/>
-                <w:sz w:val="18"/>
-                <w:szCs w:val="18"/>
-              </w:rPr>
-            </w:pPr>
-            <w:r>
-              <w:rPr>
-                <w:rFonts w:ascii="宋体" w:eastAsia="宋体" w:hAnsi="宋体" w:cs="宋体" w:hint="eastAsia"/>
-                <w:bCs/>
-                <w:sz w:val="18"/>
-                <w:szCs w:val="18"/>
+                <w:sz w:val="22"/>
+              </w:rPr>
+            </w:pPr>
+            <w:r>
+              <w:rPr>
+                <w:rFonts w:ascii="宋体" w:eastAsia="宋体" w:hAnsi="宋体" w:cs="宋体" w:hint="eastAsia"/>
+                <w:bCs/>
+                <w:sz w:val="22"/>
               </w:rPr>
               <w:t>4</w:t>
             </w:r>
@@ -1442,16 +1347,14 @@
               <w:rPr>
                 <w:rFonts w:ascii="宋体" w:eastAsia="宋体" w:hAnsi="宋体" w:cs="宋体"/>
                 <w:bCs/>
-                <w:sz w:val="18"/>
-                <w:szCs w:val="18"/>
-              </w:rPr>
-            </w:pPr>
-            <w:r>
-              <w:rPr>
-                <w:rFonts w:ascii="宋体" w:eastAsia="宋体" w:hAnsi="宋体" w:cs="宋体" w:hint="eastAsia"/>
-                <w:bCs/>
-                <w:sz w:val="18"/>
-                <w:szCs w:val="18"/>
+                <w:sz w:val="22"/>
+              </w:rPr>
+            </w:pPr>
+            <w:r>
+              <w:rPr>
+                <w:rFonts w:ascii="宋体" w:eastAsia="宋体" w:hAnsi="宋体" w:cs="宋体" w:hint="eastAsia"/>
+                <w:bCs/>
+                <w:sz w:val="22"/>
               </w:rPr>
               <w:t>产品合格证</w:t>
             </w:r>
@@ -1470,17 +1373,15 @@
               <w:rPr>
                 <w:rFonts w:ascii="宋体" w:eastAsia="宋体" w:hAnsi="宋体" w:cs="宋体"/>
                 <w:bCs/>
-                <w:sz w:val="18"/>
-                <w:szCs w:val="18"/>
-              </w:rPr>
-            </w:pPr>
-            <w:r>
-              <w:rPr>
-                <w:rFonts w:ascii="宋体" w:eastAsia="宋体" w:hAnsi="宋体" w:cs="宋体" w:hint="eastAsia"/>
-                <w:bCs/>
-                <w:kern w:val="0"/>
-                <w:sz w:val="18"/>
-                <w:szCs w:val="18"/>
+                <w:sz w:val="22"/>
+              </w:rPr>
+            </w:pPr>
+            <w:r>
+              <w:rPr>
+                <w:rFonts w:ascii="宋体" w:eastAsia="宋体" w:hAnsi="宋体" w:cs="宋体" w:hint="eastAsia"/>
+                <w:bCs/>
+                <w:kern w:val="0"/>
+                <w:sz w:val="22"/>
               </w:rPr>
               <w:t>□完成  □未完成  □不适用</w:t>
             </w:r>
@@ -1498,16 +1399,14 @@
               <w:rPr>
                 <w:rFonts w:ascii="宋体" w:eastAsia="宋体" w:hAnsi="宋体" w:cs="宋体"/>
                 <w:bCs/>
-                <w:sz w:val="18"/>
-                <w:szCs w:val="18"/>
-              </w:rPr>
-            </w:pPr>
-            <w:r>
-              <w:rPr>
-                <w:rFonts w:ascii="宋体" w:eastAsia="宋体" w:hAnsi="宋体" w:cs="宋体" w:hint="eastAsia"/>
-                <w:bCs/>
-                <w:sz w:val="18"/>
-                <w:szCs w:val="18"/>
+                <w:sz w:val="22"/>
+              </w:rPr>
+            </w:pPr>
+            <w:r>
+              <w:rPr>
+                <w:rFonts w:ascii="宋体" w:eastAsia="宋体" w:hAnsi="宋体" w:cs="宋体" w:hint="eastAsia"/>
+                <w:bCs/>
+                <w:sz w:val="22"/>
               </w:rPr>
               <w:t>必选</w:t>
             </w:r>
@@ -1530,16 +1429,14 @@
               <w:rPr>
                 <w:rFonts w:ascii="宋体" w:eastAsia="宋体" w:hAnsi="宋体" w:cs="宋体"/>
                 <w:bCs/>
-                <w:sz w:val="18"/>
-                <w:szCs w:val="18"/>
-              </w:rPr>
-            </w:pPr>
-            <w:r>
-              <w:rPr>
-                <w:rFonts w:ascii="宋体" w:eastAsia="宋体" w:hAnsi="宋体" w:cs="宋体" w:hint="eastAsia"/>
-                <w:bCs/>
-                <w:sz w:val="18"/>
-                <w:szCs w:val="18"/>
+                <w:sz w:val="22"/>
+              </w:rPr>
+            </w:pPr>
+            <w:r>
+              <w:rPr>
+                <w:rFonts w:ascii="宋体" w:eastAsia="宋体" w:hAnsi="宋体" w:cs="宋体" w:hint="eastAsia"/>
+                <w:bCs/>
+                <w:sz w:val="22"/>
               </w:rPr>
               <w:t>5</w:t>
             </w:r>
@@ -1558,16 +1455,14 @@
               <w:rPr>
                 <w:rFonts w:ascii="宋体" w:eastAsia="宋体" w:hAnsi="宋体" w:cs="宋体"/>
                 <w:bCs/>
-                <w:sz w:val="18"/>
-                <w:szCs w:val="18"/>
-              </w:rPr>
-            </w:pPr>
-            <w:r>
-              <w:rPr>
-                <w:rFonts w:ascii="宋体" w:eastAsia="宋体" w:hAnsi="宋体" w:cs="宋体" w:hint="eastAsia"/>
-                <w:bCs/>
-                <w:sz w:val="18"/>
-                <w:szCs w:val="18"/>
+                <w:sz w:val="22"/>
+              </w:rPr>
+            </w:pPr>
+            <w:r>
+              <w:rPr>
+                <w:rFonts w:ascii="宋体" w:eastAsia="宋体" w:hAnsi="宋体" w:cs="宋体" w:hint="eastAsia"/>
+                <w:bCs/>
+                <w:sz w:val="22"/>
               </w:rPr>
               <w:t>进口货物报关单</w:t>
             </w:r>
@@ -1586,17 +1481,15 @@
               <w:rPr>
                 <w:rFonts w:ascii="宋体" w:eastAsia="宋体" w:hAnsi="宋体" w:cs="宋体"/>
                 <w:bCs/>
-                <w:sz w:val="18"/>
-                <w:szCs w:val="18"/>
-              </w:rPr>
-            </w:pPr>
-            <w:r>
-              <w:rPr>
-                <w:rFonts w:ascii="宋体" w:eastAsia="宋体" w:hAnsi="宋体" w:cs="宋体" w:hint="eastAsia"/>
-                <w:bCs/>
-                <w:kern w:val="0"/>
-                <w:sz w:val="18"/>
-                <w:szCs w:val="18"/>
+                <w:sz w:val="22"/>
+              </w:rPr>
+            </w:pPr>
+            <w:r>
+              <w:rPr>
+                <w:rFonts w:ascii="宋体" w:eastAsia="宋体" w:hAnsi="宋体" w:cs="宋体" w:hint="eastAsia"/>
+                <w:bCs/>
+                <w:kern w:val="0"/>
+                <w:sz w:val="22"/>
               </w:rPr>
               <w:t>□完成  □未完成  □不适用</w:t>
             </w:r>
@@ -1614,16 +1507,14 @@
               <w:rPr>
                 <w:rFonts w:ascii="宋体" w:eastAsia="宋体" w:hAnsi="宋体" w:cs="宋体"/>
                 <w:bCs/>
-                <w:sz w:val="18"/>
-                <w:szCs w:val="18"/>
-              </w:rPr>
-            </w:pPr>
-            <w:r>
-              <w:rPr>
-                <w:rFonts w:ascii="宋体" w:eastAsia="宋体" w:hAnsi="宋体" w:cs="宋体" w:hint="eastAsia"/>
-                <w:bCs/>
-                <w:sz w:val="18"/>
-                <w:szCs w:val="18"/>
+                <w:sz w:val="22"/>
+              </w:rPr>
+            </w:pPr>
+            <w:r>
+              <w:rPr>
+                <w:rFonts w:ascii="宋体" w:eastAsia="宋体" w:hAnsi="宋体" w:cs="宋体" w:hint="eastAsia"/>
+                <w:bCs/>
+                <w:sz w:val="22"/>
               </w:rPr>
               <w:t>进口设备</w:t>
             </w:r>
@@ -1646,16 +1537,14 @@
               <w:rPr>
                 <w:rFonts w:ascii="宋体" w:eastAsia="宋体" w:hAnsi="宋体" w:cs="宋体"/>
                 <w:bCs/>
-                <w:sz w:val="18"/>
-                <w:szCs w:val="18"/>
-              </w:rPr>
-            </w:pPr>
-            <w:r>
-              <w:rPr>
-                <w:rFonts w:ascii="宋体" w:eastAsia="宋体" w:hAnsi="宋体" w:cs="宋体" w:hint="eastAsia"/>
-                <w:bCs/>
-                <w:sz w:val="18"/>
-                <w:szCs w:val="18"/>
+                <w:sz w:val="22"/>
+              </w:rPr>
+            </w:pPr>
+            <w:r>
+              <w:rPr>
+                <w:rFonts w:ascii="宋体" w:eastAsia="宋体" w:hAnsi="宋体" w:cs="宋体" w:hint="eastAsia"/>
+                <w:bCs/>
+                <w:sz w:val="22"/>
               </w:rPr>
               <w:t>6</w:t>
             </w:r>
@@ -1674,16 +1563,14 @@
               <w:rPr>
                 <w:rFonts w:ascii="宋体" w:eastAsia="宋体" w:hAnsi="宋体" w:cs="宋体"/>
                 <w:bCs/>
-                <w:sz w:val="18"/>
-                <w:szCs w:val="18"/>
-              </w:rPr>
-            </w:pPr>
-            <w:r>
-              <w:rPr>
-                <w:rFonts w:ascii="宋体" w:eastAsia="宋体" w:hAnsi="宋体" w:cs="宋体" w:hint="eastAsia"/>
-                <w:bCs/>
-                <w:sz w:val="18"/>
-                <w:szCs w:val="18"/>
+                <w:sz w:val="22"/>
+              </w:rPr>
+            </w:pPr>
+            <w:r>
+              <w:rPr>
+                <w:rFonts w:ascii="宋体" w:eastAsia="宋体" w:hAnsi="宋体" w:cs="宋体" w:hint="eastAsia"/>
+                <w:bCs/>
+                <w:sz w:val="22"/>
               </w:rPr>
               <w:t>入境货物检验检疫证明</w:t>
             </w:r>
@@ -1702,17 +1589,15 @@
               <w:rPr>
                 <w:rFonts w:ascii="宋体" w:eastAsia="宋体" w:hAnsi="宋体" w:cs="宋体"/>
                 <w:bCs/>
-                <w:sz w:val="18"/>
-                <w:szCs w:val="18"/>
-              </w:rPr>
-            </w:pPr>
-            <w:r>
-              <w:rPr>
-                <w:rFonts w:ascii="宋体" w:eastAsia="宋体" w:hAnsi="宋体" w:cs="宋体" w:hint="eastAsia"/>
-                <w:bCs/>
-                <w:kern w:val="0"/>
-                <w:sz w:val="18"/>
-                <w:szCs w:val="18"/>
+                <w:sz w:val="22"/>
+              </w:rPr>
+            </w:pPr>
+            <w:r>
+              <w:rPr>
+                <w:rFonts w:ascii="宋体" w:eastAsia="宋体" w:hAnsi="宋体" w:cs="宋体" w:hint="eastAsia"/>
+                <w:bCs/>
+                <w:kern w:val="0"/>
+                <w:sz w:val="22"/>
               </w:rPr>
               <w:t>□完成  □未完成  □不适用</w:t>
             </w:r>
@@ -1730,19 +1615,316 @@
               <w:rPr>
                 <w:rFonts w:ascii="宋体" w:eastAsia="宋体" w:hAnsi="宋体" w:cs="宋体"/>
                 <w:bCs/>
-                <w:sz w:val="18"/>
-                <w:szCs w:val="18"/>
-              </w:rPr>
-            </w:pPr>
-            <w:r>
-              <w:rPr>
-                <w:rFonts w:ascii="宋体" w:eastAsia="宋体" w:hAnsi="宋体" w:cs="宋体" w:hint="eastAsia"/>
-                <w:bCs/>
-                <w:kern w:val="0"/>
-                <w:sz w:val="18"/>
-                <w:szCs w:val="18"/>
+                <w:sz w:val="22"/>
+              </w:rPr>
+            </w:pPr>
+            <w:r>
+              <w:rPr>
+                <w:rFonts w:ascii="宋体" w:eastAsia="宋体" w:hAnsi="宋体" w:cs="宋体" w:hint="eastAsia"/>
+                <w:bCs/>
+                <w:kern w:val="0"/>
+                <w:sz w:val="22"/>
               </w:rPr>
               <w:t>进口设备</w:t>
+            </w:r>
+          </w:p>
+        </w:tc>
+      </w:tr>
+      <w:tr>
+        <w:trPr>
+          <w:trHeight w:val="425"/>
+          <w:jc w:val="center"/>
+        </w:trPr>
+        <w:tc>
+          <w:tcPr>
+            <w:tcW w:w="703" w:type="dxa"/>
+            <w:vAlign w:val="center"/>
+          </w:tcPr>
+          <w:p>
+            <w:pPr>
+              <w:jc w:val="center"/>
+              <w:rPr>
+                <w:rFonts w:ascii="宋体" w:eastAsia="宋体" w:hAnsi="宋体" w:cs="宋体" w:hint="eastAsia"/>
+                <w:bCs/>
+                <w:sz w:val="22"/>
+              </w:rPr>
+            </w:pPr>
+            <w:r>
+              <w:rPr>
+                <w:rFonts w:ascii="宋体" w:eastAsia="宋体" w:hAnsi="宋体" w:cs="宋体" w:hint="eastAsia"/>
+                <w:bCs/>
+                <w:sz w:val="22"/>
+              </w:rPr>
+              <w:t>7</w:t>
+            </w:r>
+          </w:p>
+        </w:tc>
+        <w:tc>
+          <w:tcPr>
+            <w:tcW w:w="3261" w:type="dxa"/>
+            <w:gridSpan w:val="2"/>
+            <w:vAlign w:val="center"/>
+          </w:tcPr>
+          <w:p>
+            <w:pPr>
+              <w:widowControl/>
+              <w:jc w:val="center"/>
+              <w:rPr>
+                <w:rFonts w:ascii="宋体" w:eastAsia="宋体" w:hAnsi="宋体" w:cs="宋体" w:hint="eastAsia"/>
+                <w:bCs/>
+                <w:sz w:val="22"/>
+              </w:rPr>
+            </w:pPr>
+            <w:r>
+              <w:rPr>
+                <w:rFonts w:hint="eastAsia"/>
+              </w:rPr>
+              <w:t>说明书等</w:t>
+            </w:r>
+          </w:p>
+        </w:tc>
+        <w:tc>
+          <w:tcPr>
+            <w:tcW w:w="2977" w:type="dxa"/>
+            <w:gridSpan w:val="2"/>
+            <w:vAlign w:val="center"/>
+          </w:tcPr>
+          <w:p>
+            <w:pPr>
+              <w:widowControl/>
+              <w:jc w:val="center"/>
+              <w:rPr>
+                <w:rFonts w:ascii="宋体" w:eastAsia="宋体" w:hAnsi="宋体" w:cs="宋体" w:hint="eastAsia"/>
+                <w:bCs/>
+                <w:kern w:val="0"/>
+                <w:sz w:val="22"/>
+              </w:rPr>
+            </w:pPr>
+            <w:r>
+              <w:rPr>
+                <w:rFonts w:ascii="宋体" w:eastAsia="宋体" w:hAnsi="宋体" w:cs="宋体" w:hint="eastAsia"/>
+                <w:bCs/>
+                <w:kern w:val="0"/>
+                <w:sz w:val="22"/>
+              </w:rPr>
+              <w:t>□完成  □未完成  □不适用</w:t>
+            </w:r>
+          </w:p>
+        </w:tc>
+        <w:tc>
+          <w:tcPr>
+            <w:tcW w:w="3969" w:type="dxa"/>
+            <w:vAlign w:val="center"/>
+          </w:tcPr>
+          <w:p>
+            <w:pPr>
+              <w:widowControl/>
+              <w:jc w:val="center"/>
+              <w:rPr>
+                <w:rFonts w:ascii="宋体" w:eastAsia="宋体" w:hAnsi="宋体" w:cs="宋体" w:hint="eastAsia"/>
+                <w:bCs/>
+                <w:kern w:val="0"/>
+                <w:sz w:val="22"/>
+              </w:rPr>
+            </w:pPr>
+            <w:r>
+              <w:rPr>
+                <w:rFonts w:hint="eastAsia"/>
+              </w:rPr>
+              <w:t>必选</w:t>
+            </w:r>
+          </w:p>
+        </w:tc>
+      </w:tr>
+      <w:tr>
+        <w:trPr>
+          <w:trHeight w:val="425"/>
+          <w:jc w:val="center"/>
+        </w:trPr>
+        <w:tc>
+          <w:tcPr>
+            <w:tcW w:w="703" w:type="dxa"/>
+            <w:vAlign w:val="center"/>
+          </w:tcPr>
+          <w:p>
+            <w:pPr>
+              <w:jc w:val="center"/>
+              <w:rPr>
+                <w:rFonts w:ascii="宋体" w:eastAsia="宋体" w:hAnsi="宋体" w:cs="宋体" w:hint="eastAsia"/>
+                <w:bCs/>
+                <w:sz w:val="22"/>
+              </w:rPr>
+            </w:pPr>
+            <w:r>
+              <w:rPr>
+                <w:rFonts w:ascii="宋体" w:eastAsia="宋体" w:hAnsi="宋体" w:cs="宋体" w:hint="eastAsia"/>
+                <w:bCs/>
+                <w:sz w:val="22"/>
+              </w:rPr>
+              <w:t>8</w:t>
+            </w:r>
+          </w:p>
+        </w:tc>
+        <w:tc>
+          <w:tcPr>
+            <w:tcW w:w="3261" w:type="dxa"/>
+            <w:gridSpan w:val="2"/>
+            <w:vAlign w:val="center"/>
+          </w:tcPr>
+          <w:p>
+            <w:pPr>
+              <w:widowControl/>
+              <w:jc w:val="center"/>
+              <w:rPr>
+                <w:rFonts w:hint="eastAsia"/>
+              </w:rPr>
+            </w:pPr>
+            <w:r>
+              <w:rPr>
+                <w:rFonts w:hint="eastAsia"/>
+              </w:rPr>
+              <w:t>通讯功能验收单</w:t>
+            </w:r>
+          </w:p>
+        </w:tc>
+        <w:tc>
+          <w:tcPr>
+            <w:tcW w:w="2977" w:type="dxa"/>
+            <w:gridSpan w:val="2"/>
+            <w:vAlign w:val="center"/>
+          </w:tcPr>
+          <w:p>
+            <w:pPr>
+              <w:widowControl/>
+              <w:jc w:val="center"/>
+              <w:rPr>
+                <w:rFonts w:ascii="宋体" w:eastAsia="宋体" w:hAnsi="宋体" w:cs="宋体" w:hint="eastAsia"/>
+                <w:bCs/>
+                <w:kern w:val="0"/>
+                <w:sz w:val="22"/>
+              </w:rPr>
+            </w:pPr>
+            <w:r>
+              <w:rPr>
+                <w:rFonts w:ascii="宋体" w:eastAsia="宋体" w:hAnsi="宋体" w:cs="宋体" w:hint="eastAsia"/>
+                <w:bCs/>
+                <w:kern w:val="0"/>
+                <w:sz w:val="22"/>
+              </w:rPr>
+              <w:t>□完成  □未完成  □不适用</w:t>
+            </w:r>
+          </w:p>
+        </w:tc>
+        <w:tc>
+          <w:tcPr>
+            <w:tcW w:w="3969" w:type="dxa"/>
+            <w:vAlign w:val="center"/>
+          </w:tcPr>
+          <w:p>
+            <w:pPr>
+              <w:widowControl/>
+              <w:jc w:val="center"/>
+              <w:rPr>
+                <w:rFonts w:hint="eastAsia"/>
+              </w:rPr>
+            </w:pPr>
+            <w:r>
+              <w:rPr>
+                <w:rFonts w:hint="eastAsia"/>
+              </w:rPr>
+              <w:t>具有合同号</w:t>
+            </w:r>
+          </w:p>
+        </w:tc>
+      </w:tr>
+      <w:tr>
+        <w:trPr>
+          <w:trHeight w:val="425"/>
+          <w:jc w:val="center"/>
+        </w:trPr>
+        <w:tc>
+          <w:tcPr>
+            <w:tcW w:w="703" w:type="dxa"/>
+            <w:vAlign w:val="center"/>
+          </w:tcPr>
+          <w:p>
+            <w:pPr>
+              <w:jc w:val="center"/>
+              <w:rPr>
+                <w:rFonts w:ascii="宋体" w:eastAsia="宋体" w:hAnsi="宋体" w:cs="宋体" w:hint="eastAsia"/>
+                <w:bCs/>
+                <w:sz w:val="22"/>
+              </w:rPr>
+            </w:pPr>
+            <w:r>
+              <w:rPr>
+                <w:rFonts w:ascii="宋体" w:eastAsia="宋体" w:hAnsi="宋体" w:cs="宋体" w:hint="eastAsia"/>
+                <w:bCs/>
+                <w:sz w:val="22"/>
+              </w:rPr>
+              <w:t>9</w:t>
+            </w:r>
+          </w:p>
+        </w:tc>
+        <w:tc>
+          <w:tcPr>
+            <w:tcW w:w="3261" w:type="dxa"/>
+            <w:gridSpan w:val="2"/>
+            <w:vAlign w:val="center"/>
+          </w:tcPr>
+          <w:p>
+            <w:pPr>
+              <w:widowControl/>
+              <w:jc w:val="center"/>
+              <w:rPr>
+                <w:rFonts w:hint="eastAsia"/>
+              </w:rPr>
+            </w:pPr>
+            <w:r>
+              <w:rPr>
+                <w:rFonts w:hint="eastAsia"/>
+              </w:rPr>
+              <w:t>其他</w:t>
+            </w:r>
+          </w:p>
+        </w:tc>
+        <w:tc>
+          <w:tcPr>
+            <w:tcW w:w="2977" w:type="dxa"/>
+            <w:gridSpan w:val="2"/>
+            <w:vAlign w:val="center"/>
+          </w:tcPr>
+          <w:p>
+            <w:pPr>
+              <w:widowControl/>
+              <w:jc w:val="center"/>
+              <w:rPr>
+                <w:rFonts w:ascii="宋体" w:eastAsia="宋体" w:hAnsi="宋体" w:cs="宋体" w:hint="eastAsia"/>
+                <w:bCs/>
+                <w:kern w:val="0"/>
+                <w:sz w:val="22"/>
+              </w:rPr>
+            </w:pPr>
+          </w:p>
+        </w:tc>
+        <w:tc>
+          <w:tcPr>
+            <w:tcW w:w="3969" w:type="dxa"/>
+            <w:vAlign w:val="center"/>
+          </w:tcPr>
+          <w:p>
+            <w:pPr>
+              <w:widowControl/>
+              <w:jc w:val="center"/>
+              <w:rPr>
+                <w:rFonts w:hint="eastAsia"/>
+              </w:rPr>
+            </w:pPr>
+            <w:r>
+              <w:rPr>
+                <w:rFonts w:hint="eastAsia"/>
+              </w:rPr>
+              <w:t>自选</w:t>
             </w:r>
           </w:p>
         </w:tc>
@@ -1759,47 +1941,66 @@
           </w:tcPr>
           <w:p>
             <w:pPr>
+              <w:ind w:firstLineChars="200" w:firstLine="440"/>
+              <w:rPr>
+                <w:rFonts w:ascii="宋体" w:eastAsia="宋体" w:hAnsi="宋体"/>
+                <w:sz w:val="22"/>
+              </w:rPr>
+            </w:pPr>
+            <w:r>
+              <w:rPr>
+                <w:rFonts w:ascii="宋体" w:eastAsia="宋体" w:hAnsi="宋体" w:hint="eastAsia"/>
+                <w:sz w:val="22"/>
+              </w:rPr>
+              <w:t>已根据采购合同或订单要求完成了上述设备的安装验收工作，详见医疗设备验收报告。</w:t>
+            </w:r>
+          </w:p>
+          <w:p>
+            <w:pPr>
+              <w:ind w:firstLineChars="200" w:firstLine="420"/>
+            </w:pPr>
+          </w:p>
+          <w:p>
+            <w:pPr>
+              <w:ind w:firstLineChars="200" w:firstLine="420"/>
+            </w:pPr>
+          </w:p>
+          <w:p>
+            <w:pPr>
               <w:widowControl/>
+              <w:ind w:firstLineChars="1700" w:firstLine="3740"/>
               <w:rPr>
                 <w:rFonts w:ascii="宋体" w:eastAsia="宋体" w:hAnsi="宋体" w:cs="宋体"/>
                 <w:b/>
                 <w:bCs/>
-                <w:szCs w:val="21"/>
-              </w:rPr>
-            </w:pPr>
-            <w:r>
-              <w:rPr>
-                <w:rFonts w:ascii="宋体" w:eastAsia="宋体" w:hAnsi="宋体" w:cs="宋体" w:hint="eastAsia"/>
-                <w:sz w:val="18"/>
-                <w:szCs w:val="18"/>
-              </w:rPr>
-              <w:t>备注：</w:t>
+                <w:sz w:val="22"/>
+              </w:rPr>
+            </w:pPr>
+            <w:r>
+              <w:rPr>
+                <w:rFonts w:ascii="宋体" w:eastAsia="宋体" w:hAnsi="宋体" w:hint="eastAsia"/>
+                <w:sz w:val="22"/>
+              </w:rPr>
+              <w:t>设备验收资料经办人（签字）：</w:t>
+            </w:r>
+            <w:r>
+              <w:rPr>
+                <w:rFonts w:ascii="宋体" w:eastAsia="宋体" w:hAnsi="宋体"/>
+                <w:sz w:val="22"/>
+              </w:rPr>
+              <w:t xml:space="preserve">        </w:t>
+            </w:r>
+            <w:r>
+              <w:rPr>
+                <w:rFonts w:ascii="宋体" w:eastAsia="宋体" w:hAnsi="宋体" w:hint="eastAsia"/>
+                <w:sz w:val="22"/>
+              </w:rPr>
+              <w:t>审核人（签字）：</w:t>
             </w:r>
           </w:p>
         </w:tc>
       </w:tr>
     </w:tbl>
-    <w:p>
-      <w:pPr>
-        <w:spacing w:line="360" w:lineRule="auto"/>
-        <w:ind w:firstLineChars="3300" w:firstLine="5940"/>
-        <w:rPr>
-          <w:rFonts w:ascii="宋体" w:eastAsia="宋体" w:hAnsi="宋体" w:cs="宋体"/>
-          <w:bCs/>
-          <w:sz w:val="18"/>
-          <w:szCs w:val="18"/>
-        </w:rPr>
-      </w:pPr>
-      <w:r>
-        <w:rPr>
-          <w:rFonts w:ascii="宋体" w:eastAsia="宋体" w:hAnsi="宋体" w:cs="宋体" w:hint="eastAsia"/>
-          <w:bCs/>
-          <w:sz w:val="18"/>
-          <w:szCs w:val="18"/>
-        </w:rPr>
-        <w:t>验收人签名：</w:t>
-      </w:r>
-    </w:p>
     <w:p>
       <w:pPr>
         <w:rPr>
@@ -1810,43 +2011,6 @@
           <w:szCs w:val="18"/>
         </w:rPr>
       </w:pPr>
-      <w:r>
-        <w:rPr>
-          <w:rFonts w:ascii="宋体" w:eastAsia="宋体" w:hAnsi="宋体" w:cs="宋体"/>
-          <w:sz w:val="18"/>
-          <w:szCs w:val="18"/>
-        </w:rPr>
-        <w:tab/>
-        <w:t xml:space="preserve">                                                               </w:t>
-      </w:r>
-      <w:r>
-        <w:rPr>
-          <w:rFonts w:ascii="宋体" w:eastAsia="宋体" w:hAnsi="宋体" w:cs="宋体" w:hint="eastAsia"/>
-          <w:sz w:val="18"/>
-          <w:szCs w:val="18"/>
-        </w:rPr>
-        <w:t>验收</w:t>
-      </w:r>
-      <w:r>
-        <w:rPr>
-          <w:rStyle w:val="a4"/>
-          <w:rFonts w:ascii="宋体" w:eastAsia="宋体" w:hAnsi="宋体" w:cs="宋体" w:hint="eastAsia"/>
-          <w:b w:val="0"/>
-          <w:sz w:val="18"/>
-          <w:szCs w:val="18"/>
-        </w:rPr>
-        <w:t>日期</w:t>
-      </w:r>
-      <w:r>
-        <w:rPr>
-          <w:rStyle w:val="a4"/>
-          <w:rFonts w:ascii="宋体" w:eastAsia="宋体" w:hAnsi="宋体" w:cs="宋体" w:hint="eastAsia"/>
-          <w:b w:val="0"/>
-          <w:sz w:val="18"/>
-          <w:szCs w:val="18"/>
-        </w:rPr>
-        <w:t>：</w:t>
-      </w:r>
     </w:p>
     <w:sectPr>
       <w:pgSz w:w="11906" w:h="16838"/>
@@ -1856,6 +2020,44 @@
     </w:sectPr>
   </w:body>
 </w:document>
+</file>
+
+<file path=word/endnotes.xml><?xml version="1.0" encoding="utf-8"?>
+<w:endnotes xmlns:wpc="http://schemas.microsoft.com/office/word/2010/wordprocessingCanvas" xmlns:cx="http://schemas.microsoft.com/office/drawing/2014/chartex" xmlns:cx1="http://schemas.microsoft.com/office/drawing/2015/9/8/chartex" xmlns:cx2="http://schemas.microsoft.com/office/drawing/2015/10/21/chartex" xmlns:cx3="http://schemas.microsoft.com/office/drawing/2016/5/9/chartex" xmlns:cx4="http://schemas.microsoft.com/office/drawing/2016/5/10/chartex" xmlns:cx5="http://schemas.microsoft.com/office/drawing/2016/5/11/chartex" xmlns:cx6="http://schemas.microsoft.com/office/drawing/2016/5/12/chartex" xmlns:cx7="http://schemas.microsoft.com/office/drawing/2016/5/13/chartex" xmlns:cx8="http://schemas.microsoft.com/office/drawing/2016/5/14/chartex" xmlns:mc="http://schemas.openxmlformats.org/markup-compatibility/2006" xmlns:aink="http://schemas.microsoft.com/office/drawing/2016/ink" xmlns:am3d="http://schemas.microsoft.com/office/drawing/2017/model3d" xmlns:o="urn:schemas-microsoft-com:office:office" xmlns:oel="http://schemas.microsoft.com/office/2019/extlst" xmlns:r="http://schemas.openxmlformats.org/officeDocument/2006/relationships" xmlns:m="http://schemas.openxmlformats.org/officeDocument/2006/math" xmlns:v="urn:schemas-microsoft-com:vml" xmlns:wp14="http://schemas.microsoft.com/office/word/2010/wordprocessingDrawing" xmlns:wp="http://schemas.openxmlformats.org/drawingml/2006/wordprocessingDrawing" xmlns:w10="urn:schemas-microsoft-com:office:word" xmlns:w="http://schemas.openxmlformats.org/wordprocessingml/2006/main" xmlns:w14="http://schemas.microsoft.com/office/word/2010/wordml" xmlns:w15="http://schemas.microsoft.com/office/word/2012/wordml" xmlns:w16cex="http://schemas.microsoft.com/office/word/2018/wordml/cex" xmlns:w16cid="http://schemas.microsoft.com/office/word/2016/wordml/cid" xmlns:w16="http://schemas.microsoft.com/office/word/2018/wordml" xmlns:w16sdtdh="http://schemas.microsoft.com/office/word/2020/wordml/sdtdatahash" xmlns:w16se="http://schemas.microsoft.com/office/word/2015/wordml/symex" xmlns:wpg="http://schemas.microsoft.com/office/word/2010/wordprocessingGroup" xmlns:wpi="http://schemas.microsoft.com/office/word/2010/wordprocessingInk" xmlns:wne="http://schemas.microsoft.com/office/word/2006/wordml" xmlns:wps="http://schemas.microsoft.com/office/word/2010/wordprocessingShape" mc:Ignorable="w14 w15 w16se w16cid w16 w16cex w16sdtdh wp14">
+  <w:endnote w:type="separator" w:id="-1">
+    <w:p>
+      <w:r>
+        <w:separator/>
+      </w:r>
+    </w:p>
+  </w:endnote>
+  <w:endnote w:type="continuationSeparator" w:id="0">
+    <w:p>
+      <w:r>
+        <w:continuationSeparator/>
+      </w:r>
+    </w:p>
+  </w:endnote>
+</w:endnotes>
+</file>
+
+<file path=word/footnotes.xml><?xml version="1.0" encoding="utf-8"?>
+<w:footnotes xmlns:wpc="http://schemas.microsoft.com/office/word/2010/wordprocessingCanvas" xmlns:cx="http://schemas.microsoft.com/office/drawing/2014/chartex" xmlns:cx1="http://schemas.microsoft.com/office/drawing/2015/9/8/chartex" xmlns:cx2="http://schemas.microsoft.com/office/drawing/2015/10/21/chartex" xmlns:cx3="http://schemas.microsoft.com/office/drawing/2016/5/9/chartex" xmlns:cx4="http://schemas.microsoft.com/office/drawing/2016/5/10/chartex" xmlns:cx5="http://schemas.microsoft.com/office/drawing/2016/5/11/chartex" xmlns:cx6="http://schemas.microsoft.com/office/drawing/2016/5/12/chartex" xmlns:cx7="http://schemas.microsoft.com/office/drawing/2016/5/13/chartex" xmlns:cx8="http://schemas.microsoft.com/office/drawing/2016/5/14/chartex" xmlns:mc="http://schemas.openxmlformats.org/markup-compatibility/2006" xmlns:aink="http://schemas.microsoft.com/office/drawing/2016/ink" xmlns:am3d="http://schemas.microsoft.com/office/drawing/2017/model3d" xmlns:o="urn:schemas-microsoft-com:office:office" xmlns:oel="http://schemas.microsoft.com/office/2019/extlst" xmlns:r="http://schemas.openxmlformats.org/officeDocument/2006/relationships" xmlns:m="http://schemas.openxmlformats.org/officeDocument/2006/math" xmlns:v="urn:schemas-microsoft-com:vml" xmlns:wp14="http://schemas.microsoft.com/office/word/2010/wordprocessingDrawing" xmlns:wp="http://schemas.openxmlformats.org/drawingml/2006/wordprocessingDrawing" xmlns:w10="urn:schemas-microsoft-com:office:word" xmlns:w="http://schemas.openxmlformats.org/wordprocessingml/2006/main" xmlns:w14="http://schemas.microsoft.com/office/word/2010/wordml" xmlns:w15="http://schemas.microsoft.com/office/word/2012/wordml" xmlns:w16cex="http://schemas.microsoft.com/office/word/2018/wordml/cex" xmlns:w16cid="http://schemas.microsoft.com/office/word/2016/wordml/cid" xmlns:w16="http://schemas.microsoft.com/office/word/2018/wordml" xmlns:w16sdtdh="http://schemas.microsoft.com/office/word/2020/wordml/sdtdatahash" xmlns:w16se="http://schemas.microsoft.com/office/word/2015/wordml/symex" xmlns:wpg="http://schemas.microsoft.com/office/word/2010/wordprocessingGroup" xmlns:wpi="http://schemas.microsoft.com/office/word/2010/wordprocessingInk" xmlns:wne="http://schemas.microsoft.com/office/word/2006/wordml" xmlns:wps="http://schemas.microsoft.com/office/word/2010/wordprocessingShape" mc:Ignorable="w14 w15 w16se w16cid w16 w16cex w16sdtdh wp14">
+  <w:footnote w:type="separator" w:id="-1">
+    <w:p>
+      <w:r>
+        <w:separator/>
+      </w:r>
+    </w:p>
+  </w:footnote>
+  <w:footnote w:type="continuationSeparator" w:id="0">
+    <w:p>
+      <w:r>
+        <w:continuationSeparator/>
+      </w:r>
+    </w:p>
+  </w:footnote>
+</w:footnotes>
 </file>
 
 <file path=word/styles.xml><?xml version="1.0" encoding="utf-8"?>
@@ -2336,6 +2538,68 @@
       </w:tblBorders>
     </w:tblPr>
   </w:style>
+  <w:style w:type="paragraph" w:styleId="a6">
+    <w:name w:val="header"/>
+    <w:basedOn w:val="a"/>
+    <w:link w:val="a7"/>
+    <w:uiPriority w:val="99"/>
+    <w:unhideWhenUsed/>
+    <w:rsid w:val="00FA10F0"/>
+    <w:pPr>
+      <w:tabs>
+        <w:tab w:val="center" w:pos="4153"/>
+        <w:tab w:val="right" w:pos="8306"/>
+      </w:tabs>
+      <w:snapToGrid w:val="0"/>
+      <w:jc w:val="center"/>
+    </w:pPr>
+    <w:rPr>
+      <w:sz w:val="18"/>
+      <w:szCs w:val="18"/>
+    </w:rPr>
+  </w:style>
+  <w:style w:type="character" w:customStyle="1" w:styleId="a7">
+    <w:name w:val="页眉 字符"/>
+    <w:basedOn w:val="a0"/>
+    <w:link w:val="a6"/>
+    <w:uiPriority w:val="99"/>
+    <w:rsid w:val="00FA10F0"/>
+    <w:rPr>
+      <w:sz w:val="18"/>
+      <w:szCs w:val="18"/>
+    </w:rPr>
+  </w:style>
+  <w:style w:type="paragraph" w:styleId="a8">
+    <w:name w:val="footer"/>
+    <w:basedOn w:val="a"/>
+    <w:link w:val="a9"/>
+    <w:uiPriority w:val="99"/>
+    <w:unhideWhenUsed/>
+    <w:rsid w:val="00FA10F0"/>
+    <w:pPr>
+      <w:tabs>
+        <w:tab w:val="center" w:pos="4153"/>
+        <w:tab w:val="right" w:pos="8306"/>
+      </w:tabs>
+      <w:snapToGrid w:val="0"/>
+      <w:jc w:val="left"/>
+    </w:pPr>
+    <w:rPr>
+      <w:sz w:val="18"/>
+      <w:szCs w:val="18"/>
+    </w:rPr>
+  </w:style>
+  <w:style w:type="character" w:customStyle="1" w:styleId="a9">
+    <w:name w:val="页脚 字符"/>
+    <w:basedOn w:val="a0"/>
+    <w:link w:val="a8"/>
+    <w:uiPriority w:val="99"/>
+    <w:rsid w:val="00FA10F0"/>
+    <w:rPr>
+      <w:sz w:val="18"/>
+      <w:szCs w:val="18"/>
+    </w:rPr>
+  </w:style>
 </w:styles>
 </file>
 

--- a/src/src/main/webapp/portal/asset/arrived/reportTemplate/DetailReportTemplate.docx
+++ b/src/src/main/webapp/portal/asset/arrived/reportTemplate/DetailReportTemplate.docx
@@ -67,8 +67,8 @@
         <w:gridCol w:w="880"/>
         <w:gridCol w:w="2381"/>
         <w:gridCol w:w="795"/>
-        <w:gridCol w:w="2182"/>
-        <w:gridCol w:w="3969"/>
+        <w:gridCol w:w="2466"/>
+        <w:gridCol w:w="3685"/>
       </w:tblGrid>
       <w:tr>
         <w:trPr>
@@ -143,7 +143,7 @@
         </w:tc>
         <w:tc>
           <w:tcPr>
-            <w:tcW w:w="2182" w:type="dxa"/>
+            <w:tcW w:w="2466" w:type="dxa"/>
             <w:vAlign w:val="center"/>
           </w:tcPr>
           <w:p>
@@ -167,7 +167,7 @@
         </w:tc>
         <w:tc>
           <w:tcPr>
-            <w:tcW w:w="3969" w:type="dxa"/>
+            <w:tcW w:w="3685" w:type="dxa"/>
             <w:vAlign w:val="center"/>
           </w:tcPr>
           <w:p>
@@ -284,7 +284,7 @@
         </w:tc>
         <w:tc>
           <w:tcPr>
-            <w:tcW w:w="2182" w:type="dxa"/>
+            <w:tcW w:w="2466" w:type="dxa"/>
             <w:vAlign w:val="center"/>
           </w:tcPr>
           <w:p>
@@ -308,7 +308,7 @@
         </w:tc>
         <w:tc>
           <w:tcPr>
-            <w:tcW w:w="3969" w:type="dxa"/>
+            <w:tcW w:w="3685" w:type="dxa"/>
             <w:vAlign w:val="center"/>
           </w:tcPr>
           <w:p>
@@ -417,7 +417,7 @@
         </w:tc>
         <w:tc>
           <w:tcPr>
-            <w:tcW w:w="2182" w:type="dxa"/>
+            <w:tcW w:w="2466" w:type="dxa"/>
             <w:vAlign w:val="center"/>
           </w:tcPr>
           <w:p>
@@ -440,7 +440,7 @@
         </w:tc>
         <w:tc>
           <w:tcPr>
-            <w:tcW w:w="3969" w:type="dxa"/>
+            <w:tcW w:w="3685" w:type="dxa"/>
             <w:vAlign w:val="center"/>
           </w:tcPr>
           <w:p>
@@ -456,7 +456,23 @@
                 <w:kern w:val="0"/>
                 <w:sz w:val="22"/>
               </w:rPr>
-              <w:t>{{manufact}}</w:t>
+              <w:t>{{</w:t>
+            </w:r>
+            <w:r>
+              <w:rPr>
+                <w:rFonts w:ascii="宋体" w:eastAsia="宋体" w:hAnsi="宋体"/>
+                <w:kern w:val="0"/>
+                <w:sz w:val="22"/>
+              </w:rPr>
+              <w:t>manufacture</w:t>
+            </w:r>
+            <w:r>
+              <w:rPr>
+                <w:rFonts w:ascii="宋体" w:eastAsia="宋体" w:hAnsi="宋体" w:hint="eastAsia"/>
+                <w:kern w:val="0"/>
+                <w:sz w:val="22"/>
+              </w:rPr>
+              <w:t>}}</w:t>
             </w:r>
           </w:p>
         </w:tc>
@@ -537,7 +553,7 @@
         </w:tc>
         <w:tc>
           <w:tcPr>
-            <w:tcW w:w="2182" w:type="dxa"/>
+            <w:tcW w:w="2466" w:type="dxa"/>
             <w:vAlign w:val="center"/>
           </w:tcPr>
           <w:p>
@@ -560,7 +576,7 @@
         </w:tc>
         <w:tc>
           <w:tcPr>
-            <w:tcW w:w="3969" w:type="dxa"/>
+            <w:tcW w:w="3685" w:type="dxa"/>
             <w:vAlign w:val="center"/>
           </w:tcPr>
           <w:p>
@@ -704,7 +720,7 @@
         </w:tc>
         <w:tc>
           <w:tcPr>
-            <w:tcW w:w="2182" w:type="dxa"/>
+            <w:tcW w:w="2466" w:type="dxa"/>
             <w:vAlign w:val="center"/>
           </w:tcPr>
           <w:p>
@@ -727,7 +743,7 @@
         </w:tc>
         <w:tc>
           <w:tcPr>
-            <w:tcW w:w="3969" w:type="dxa"/>
+            <w:tcW w:w="3685" w:type="dxa"/>
             <w:vAlign w:val="center"/>
           </w:tcPr>
           <w:p>
@@ -874,7 +890,7 @@
         </w:tc>
         <w:tc>
           <w:tcPr>
-            <w:tcW w:w="2977" w:type="dxa"/>
+            <w:tcW w:w="3261" w:type="dxa"/>
             <w:gridSpan w:val="2"/>
             <w:vAlign w:val="center"/>
           </w:tcPr>
@@ -899,7 +915,7 @@
         </w:tc>
         <w:tc>
           <w:tcPr>
-            <w:tcW w:w="3969" w:type="dxa"/>
+            <w:tcW w:w="3685" w:type="dxa"/>
             <w:vAlign w:val="center"/>
           </w:tcPr>
           <w:p>
@@ -979,7 +995,7 @@
         </w:tc>
         <w:tc>
           <w:tcPr>
-            <w:tcW w:w="2977" w:type="dxa"/>
+            <w:tcW w:w="3261" w:type="dxa"/>
             <w:gridSpan w:val="2"/>
             <w:vAlign w:val="center"/>
           </w:tcPr>
@@ -1037,7 +1053,7 @@
         </w:tc>
         <w:tc>
           <w:tcPr>
-            <w:tcW w:w="3969" w:type="dxa"/>
+            <w:tcW w:w="3685" w:type="dxa"/>
             <w:vAlign w:val="center"/>
           </w:tcPr>
           <w:p>
@@ -1143,7 +1159,7 @@
         </w:tc>
         <w:tc>
           <w:tcPr>
-            <w:tcW w:w="2977" w:type="dxa"/>
+            <w:tcW w:w="3261" w:type="dxa"/>
             <w:gridSpan w:val="2"/>
             <w:vAlign w:val="center"/>
           </w:tcPr>
@@ -1170,7 +1186,7 @@
         </w:tc>
         <w:tc>
           <w:tcPr>
-            <w:tcW w:w="3969" w:type="dxa"/>
+            <w:tcW w:w="3685" w:type="dxa"/>
             <w:vAlign w:val="center"/>
           </w:tcPr>
           <w:p>
@@ -1253,7 +1269,7 @@
         </w:tc>
         <w:tc>
           <w:tcPr>
-            <w:tcW w:w="2977" w:type="dxa"/>
+            <w:tcW w:w="3261" w:type="dxa"/>
             <w:gridSpan w:val="2"/>
             <w:vAlign w:val="center"/>
           </w:tcPr>
@@ -1280,7 +1296,7 @@
         </w:tc>
         <w:tc>
           <w:tcPr>
-            <w:tcW w:w="3969" w:type="dxa"/>
+            <w:tcW w:w="3685" w:type="dxa"/>
             <w:vAlign w:val="center"/>
           </w:tcPr>
           <w:p>
@@ -1362,7 +1378,7 @@
         </w:tc>
         <w:tc>
           <w:tcPr>
-            <w:tcW w:w="2977" w:type="dxa"/>
+            <w:tcW w:w="3261" w:type="dxa"/>
             <w:gridSpan w:val="2"/>
             <w:vAlign w:val="center"/>
           </w:tcPr>
@@ -1389,7 +1405,7 @@
         </w:tc>
         <w:tc>
           <w:tcPr>
-            <w:tcW w:w="3969" w:type="dxa"/>
+            <w:tcW w:w="3685" w:type="dxa"/>
             <w:vAlign w:val="center"/>
           </w:tcPr>
           <w:p>
@@ -1470,7 +1486,7 @@
         </w:tc>
         <w:tc>
           <w:tcPr>
-            <w:tcW w:w="2977" w:type="dxa"/>
+            <w:tcW w:w="3261" w:type="dxa"/>
             <w:gridSpan w:val="2"/>
             <w:vAlign w:val="center"/>
           </w:tcPr>
@@ -1497,7 +1513,7 @@
         </w:tc>
         <w:tc>
           <w:tcPr>
-            <w:tcW w:w="3969" w:type="dxa"/>
+            <w:tcW w:w="3685" w:type="dxa"/>
             <w:vAlign w:val="center"/>
           </w:tcPr>
           <w:p>
@@ -1578,7 +1594,7 @@
         </w:tc>
         <w:tc>
           <w:tcPr>
-            <w:tcW w:w="2977" w:type="dxa"/>
+            <w:tcW w:w="3261" w:type="dxa"/>
             <w:gridSpan w:val="2"/>
             <w:vAlign w:val="center"/>
           </w:tcPr>
@@ -1605,7 +1621,7 @@
         </w:tc>
         <w:tc>
           <w:tcPr>
-            <w:tcW w:w="3969" w:type="dxa"/>
+            <w:tcW w:w="3685" w:type="dxa"/>
             <w:vAlign w:val="center"/>
           </w:tcPr>
           <w:p>
@@ -1644,7 +1660,7 @@
             <w:pPr>
               <w:jc w:val="center"/>
               <w:rPr>
-                <w:rFonts w:ascii="宋体" w:eastAsia="宋体" w:hAnsi="宋体" w:cs="宋体" w:hint="eastAsia"/>
+                <w:rFonts w:ascii="宋体" w:eastAsia="宋体" w:hAnsi="宋体" w:cs="宋体"/>
                 <w:bCs/>
                 <w:sz w:val="22"/>
               </w:rPr>
@@ -1670,7 +1686,7 @@
               <w:widowControl/>
               <w:jc w:val="center"/>
               <w:rPr>
-                <w:rFonts w:ascii="宋体" w:eastAsia="宋体" w:hAnsi="宋体" w:cs="宋体" w:hint="eastAsia"/>
+                <w:rFonts w:ascii="宋体" w:eastAsia="宋体" w:hAnsi="宋体" w:cs="宋体"/>
                 <w:bCs/>
                 <w:sz w:val="22"/>
               </w:rPr>
@@ -1685,7 +1701,7 @@
         </w:tc>
         <w:tc>
           <w:tcPr>
-            <w:tcW w:w="2977" w:type="dxa"/>
+            <w:tcW w:w="3261" w:type="dxa"/>
             <w:gridSpan w:val="2"/>
             <w:vAlign w:val="center"/>
           </w:tcPr>
@@ -1694,7 +1710,7 @@
               <w:widowControl/>
               <w:jc w:val="center"/>
               <w:rPr>
-                <w:rFonts w:ascii="宋体" w:eastAsia="宋体" w:hAnsi="宋体" w:cs="宋体" w:hint="eastAsia"/>
+                <w:rFonts w:ascii="宋体" w:eastAsia="宋体" w:hAnsi="宋体" w:cs="宋体"/>
                 <w:bCs/>
                 <w:kern w:val="0"/>
                 <w:sz w:val="22"/>
@@ -1713,7 +1729,7 @@
         </w:tc>
         <w:tc>
           <w:tcPr>
-            <w:tcW w:w="3969" w:type="dxa"/>
+            <w:tcW w:w="3685" w:type="dxa"/>
             <w:vAlign w:val="center"/>
           </w:tcPr>
           <w:p>
@@ -1721,7 +1737,7 @@
               <w:widowControl/>
               <w:jc w:val="center"/>
               <w:rPr>
-                <w:rFonts w:ascii="宋体" w:eastAsia="宋体" w:hAnsi="宋体" w:cs="宋体" w:hint="eastAsia"/>
+                <w:rFonts w:ascii="宋体" w:eastAsia="宋体" w:hAnsi="宋体" w:cs="宋体"/>
                 <w:bCs/>
                 <w:kern w:val="0"/>
                 <w:sz w:val="22"/>
@@ -1750,7 +1766,7 @@
             <w:pPr>
               <w:jc w:val="center"/>
               <w:rPr>
-                <w:rFonts w:ascii="宋体" w:eastAsia="宋体" w:hAnsi="宋体" w:cs="宋体" w:hint="eastAsia"/>
+                <w:rFonts w:ascii="宋体" w:eastAsia="宋体" w:hAnsi="宋体" w:cs="宋体"/>
                 <w:bCs/>
                 <w:sz w:val="22"/>
               </w:rPr>
@@ -1775,21 +1791,18 @@
             <w:pPr>
               <w:widowControl/>
               <w:jc w:val="center"/>
+            </w:pPr>
+            <w:r>
               <w:rPr>
                 <w:rFonts w:hint="eastAsia"/>
               </w:rPr>
-            </w:pPr>
-            <w:r>
-              <w:rPr>
-                <w:rFonts w:hint="eastAsia"/>
-              </w:rPr>
               <w:t>通讯功能验收单</w:t>
             </w:r>
           </w:p>
         </w:tc>
         <w:tc>
           <w:tcPr>
-            <w:tcW w:w="2977" w:type="dxa"/>
+            <w:tcW w:w="3261" w:type="dxa"/>
             <w:gridSpan w:val="2"/>
             <w:vAlign w:val="center"/>
           </w:tcPr>
@@ -1798,7 +1811,7 @@
               <w:widowControl/>
               <w:jc w:val="center"/>
               <w:rPr>
-                <w:rFonts w:ascii="宋体" w:eastAsia="宋体" w:hAnsi="宋体" w:cs="宋体" w:hint="eastAsia"/>
+                <w:rFonts w:ascii="宋体" w:eastAsia="宋体" w:hAnsi="宋体" w:cs="宋体"/>
                 <w:bCs/>
                 <w:kern w:val="0"/>
                 <w:sz w:val="22"/>
@@ -1817,16 +1830,13 @@
         </w:tc>
         <w:tc>
           <w:tcPr>
-            <w:tcW w:w="3969" w:type="dxa"/>
+            <w:tcW w:w="3685" w:type="dxa"/>
             <w:vAlign w:val="center"/>
           </w:tcPr>
           <w:p>
             <w:pPr>
               <w:widowControl/>
               <w:jc w:val="center"/>
-              <w:rPr>
-                <w:rFonts w:hint="eastAsia"/>
-              </w:rPr>
             </w:pPr>
             <w:r>
               <w:rPr>
@@ -1851,7 +1861,7 @@
             <w:pPr>
               <w:jc w:val="center"/>
               <w:rPr>
-                <w:rFonts w:ascii="宋体" w:eastAsia="宋体" w:hAnsi="宋体" w:cs="宋体" w:hint="eastAsia"/>
+                <w:rFonts w:ascii="宋体" w:eastAsia="宋体" w:hAnsi="宋体" w:cs="宋体"/>
                 <w:bCs/>
                 <w:sz w:val="22"/>
               </w:rPr>
@@ -1876,21 +1886,18 @@
             <w:pPr>
               <w:widowControl/>
               <w:jc w:val="center"/>
+            </w:pPr>
+            <w:r>
               <w:rPr>
                 <w:rFonts w:hint="eastAsia"/>
               </w:rPr>
-            </w:pPr>
-            <w:r>
-              <w:rPr>
-                <w:rFonts w:hint="eastAsia"/>
-              </w:rPr>
               <w:t>其他</w:t>
             </w:r>
           </w:p>
         </w:tc>
         <w:tc>
           <w:tcPr>
-            <w:tcW w:w="2977" w:type="dxa"/>
+            <w:tcW w:w="3261" w:type="dxa"/>
             <w:gridSpan w:val="2"/>
             <w:vAlign w:val="center"/>
           </w:tcPr>
@@ -1899,26 +1906,32 @@
               <w:widowControl/>
               <w:jc w:val="center"/>
               <w:rPr>
-                <w:rFonts w:ascii="宋体" w:eastAsia="宋体" w:hAnsi="宋体" w:cs="宋体" w:hint="eastAsia"/>
-                <w:bCs/>
-                <w:kern w:val="0"/>
-                <w:sz w:val="22"/>
-              </w:rPr>
-            </w:pPr>
-          </w:p>
-        </w:tc>
-        <w:tc>
-          <w:tcPr>
-            <w:tcW w:w="3969" w:type="dxa"/>
+                <w:rFonts w:ascii="宋体" w:eastAsia="宋体" w:hAnsi="宋体" w:cs="宋体"/>
+                <w:bCs/>
+                <w:kern w:val="0"/>
+                <w:sz w:val="22"/>
+              </w:rPr>
+            </w:pPr>
+            <w:r>
+              <w:rPr>
+                <w:rFonts w:ascii="宋体" w:eastAsia="宋体" w:hAnsi="宋体" w:cs="宋体" w:hint="eastAsia"/>
+                <w:bCs/>
+                <w:kern w:val="0"/>
+                <w:sz w:val="22"/>
+              </w:rPr>
+              <w:t>□完成  □未完成  □不适用</w:t>
+            </w:r>
+          </w:p>
+        </w:tc>
+        <w:tc>
+          <w:tcPr>
+            <w:tcW w:w="3685" w:type="dxa"/>
             <w:vAlign w:val="center"/>
           </w:tcPr>
           <w:p>
             <w:pPr>
               <w:widowControl/>
               <w:jc w:val="center"/>
-              <w:rPr>
-                <w:rFonts w:hint="eastAsia"/>
-              </w:rPr>
             </w:pPr>
             <w:r>
               <w:rPr>
@@ -1968,7 +1981,7 @@
           <w:p>
             <w:pPr>
               <w:widowControl/>
-              <w:ind w:firstLineChars="1700" w:firstLine="3740"/>
+              <w:ind w:firstLineChars="1200" w:firstLine="2640"/>
               <w:rPr>
                 <w:rFonts w:ascii="宋体" w:eastAsia="宋体" w:hAnsi="宋体" w:cs="宋体"/>
                 <w:b/>
@@ -1988,7 +2001,21 @@
                 <w:rFonts w:ascii="宋体" w:eastAsia="宋体" w:hAnsi="宋体"/>
                 <w:sz w:val="22"/>
               </w:rPr>
-              <w:t xml:space="preserve">        </w:t>
+              <w:t xml:space="preserve">  </w:t>
+            </w:r>
+            <w:r>
+              <w:rPr>
+                <w:rFonts w:ascii="宋体" w:eastAsia="宋体" w:hAnsi="宋体"/>
+                <w:sz w:val="22"/>
+              </w:rPr>
+              <w:t xml:space="preserve">       </w:t>
+            </w:r>
+            <w:r>
+              <w:rPr>
+                <w:rFonts w:ascii="宋体" w:eastAsia="宋体" w:hAnsi="宋体"/>
+                <w:sz w:val="22"/>
+              </w:rPr>
+              <w:t xml:space="preserve">      </w:t>
             </w:r>
             <w:r>
               <w:rPr>
@@ -1996,6 +2023,20 @@
                 <w:sz w:val="22"/>
               </w:rPr>
               <w:t>审核人（签字）：</w:t>
+            </w:r>
+            <w:r>
+              <w:rPr>
+                <w:rFonts w:ascii="宋体" w:eastAsia="宋体" w:hAnsi="宋体" w:hint="eastAsia"/>
+                <w:sz w:val="22"/>
+              </w:rPr>
+              <w:t xml:space="preserve"> </w:t>
+            </w:r>
+            <w:r>
+              <w:rPr>
+                <w:rFonts w:ascii="宋体" w:eastAsia="宋体" w:hAnsi="宋体"/>
+                <w:sz w:val="22"/>
+              </w:rPr>
+              <w:t xml:space="preserve">               </w:t>
             </w:r>
           </w:p>
         </w:tc>
